--- a/arb/docx/40.content.docx
+++ b/arb/docx/40.content.docx
@@ -22,7 +22,7 @@
         <w:rPr>
           <w:lang w:val="ar_AE" w:bidi="ar_AE"/>
         </w:rPr>
-        <w:t>Resource: ملاحظات الدراسة - مقدمات الكتب (تينديل)</w:t>
+        <w:t>Resource: Tyndale Open Study Notes</w:t>
       </w:r>
       <w:r>
         <w:rPr>
@@ -122,7 +122,7 @@
         <w:rPr>
           <w:lang w:val="ar_AE" w:bidi="ar_AE"/>
         </w:rPr>
-        <w:t>ملاحظات الدراسة - مقدمات الكتب (تينديل)</w:t>
+        <w:t>Tyndale Open Study Notes</w:t>
       </w:r>
     </w:p>
     <w:p>

--- a/arb/docx/40.content.docx
+++ b/arb/docx/40.content.docx
@@ -22,7 +22,7 @@
         <w:rPr>
           <w:lang w:val="ar_AE" w:bidi="ar_AE"/>
         </w:rPr>
-        <w:t>Resource: Tyndale Open Study Notes</w:t>
+        <w:t>Resource: Aquifer Open Study Notes (Book Intros)</w:t>
       </w:r>
       <w:r>
         <w:rPr>
@@ -122,7 +122,7 @@
         <w:rPr>
           <w:lang w:val="ar_AE" w:bidi="ar_AE"/>
         </w:rPr>
-        <w:t>Tyndale Open Study Notes</w:t>
+        <w:t>Aquifer Open Study Notes (Book Intros)</w:t>
       </w:r>
     </w:p>
     <w:p>

--- a/arb/docx/40.content.docx
+++ b/arb/docx/40.content.docx
@@ -9,6 +9,8 @@
       </w:pPr>
       <w:r>
         <w:rPr>
+          <w:rtl/>
+          <w:cs/>
           <w:lang w:val="ar_AE" w:bidi="ar_AE"/>
         </w:rPr>
       </w:r>
@@ -20,12 +22,16 @@
       </w:pPr>
       <w:r>
         <w:rPr>
+          <w:rtl/>
+          <w:cs/>
           <w:lang w:val="ar_AE" w:bidi="ar_AE"/>
         </w:rPr>
         <w:t>Resource: Aquifer Open Study Notes (Book Intros)</w:t>
       </w:r>
       <w:r>
         <w:rPr>
+          <w:rtl/>
+          <w:cs/>
           <w:lang w:val="ar_AE" w:bidi="ar_AE"/>
         </w:rPr>
       </w:r>
@@ -36,12 +42,16 @@
       </w:pPr>
       <w:r>
         <w:rPr>
+          <w:rtl/>
+          <w:cs/>
           <w:lang w:val="ar_AE" w:bidi="ar_AE"/>
         </w:rPr>
       </w:r>
       <w:r>
         <w:rPr>
           <w:b/>
+          <w:rtl/>
+          <w:cs/>
           <w:lang w:val="ar_AE" w:bidi="ar_AE"/>
         </w:rPr>
         <w:t>Aquifer Open Study Notes (Book Intros)</w:t>
@@ -53,35 +63,47 @@
       </w:pPr>
       <w:r>
         <w:rPr>
-          <w:lang w:val="ar_AE" w:bidi="ar_AE"/>
-        </w:rPr>
-      </w:r>
-      <w:r>
-        <w:rPr>
+          <w:rtl/>
+          <w:cs/>
+          <w:lang w:val="ar_AE" w:bidi="ar_AE"/>
+        </w:rPr>
+      </w:r>
+      <w:r>
+        <w:rPr>
+          <w:rtl/>
+          <w:cs/>
           <w:lang w:val="ar_AE" w:bidi="ar_AE"/>
         </w:rPr>
         <w:t xml:space="preserve">This work is an adaptation of </w:t>
       </w:r>
       <w:r>
         <w:rPr>
+          <w:rtl/>
+          <w:cs/>
           <w:lang w:val="ar_AE" w:bidi="ar_AE"/>
         </w:rPr>
         <w:t>Tyndale Open Study Notes</w:t>
       </w:r>
       <w:r>
         <w:rPr>
+          <w:rtl/>
+          <w:cs/>
           <w:lang w:val="ar_AE" w:bidi="ar_AE"/>
         </w:rPr>
         <w:t xml:space="preserve"> © 2023 Tyndale House Publishers, licensed under the CC BY-SA 4.0 license. The adaptation, </w:t>
       </w:r>
       <w:r>
         <w:rPr>
+          <w:rtl/>
+          <w:cs/>
           <w:lang w:val="ar_AE" w:bidi="ar_AE"/>
         </w:rPr>
         <w:t>Aquifer Open Study Notes</w:t>
       </w:r>
       <w:r>
         <w:rPr>
+          <w:rtl/>
+          <w:cs/>
           <w:lang w:val="ar_AE" w:bidi="ar_AE"/>
         </w:rPr>
         <w:t>, was created by Mission Mutual and is also licensed under CC BY-SA 4.0.</w:t>
@@ -93,22 +115,30 @@
       </w:pPr>
       <w:r>
         <w:rPr>
-          <w:lang w:val="ar_AE" w:bidi="ar_AE"/>
-        </w:rPr>
-      </w:r>
-      <w:r>
-        <w:rPr>
+          <w:rtl/>
+          <w:cs/>
+          <w:lang w:val="ar_AE" w:bidi="ar_AE"/>
+        </w:rPr>
+      </w:r>
+      <w:r>
+        <w:rPr>
+          <w:rtl/>
+          <w:cs/>
           <w:lang w:val="ar_AE" w:bidi="ar_AE"/>
         </w:rPr>
         <w:t>This resource has been adapted into multiple languages, including English, Tok Pisin, Arabic (عربي), French (Français), Hindi (हिंदी), Indonesian (Bahasa Indonesia), Portuguese (Português), Russian (Русский), Spanish (Español), Swahili (Kiswahili), and Simplified Chinese (简体中文).</w:t>
       </w:r>
       <w:r>
         <w:rPr>
-          <w:lang w:val="ar_AE" w:bidi="ar_AE"/>
-        </w:rPr>
-      </w:r>
-      <w:r>
-        <w:rPr>
+          <w:rtl/>
+          <w:cs/>
+          <w:lang w:val="ar_AE" w:bidi="ar_AE"/>
+        </w:rPr>
+      </w:r>
+      <w:r>
+        <w:rPr>
+          <w:rtl/>
+          <w:cs/>
           <w:lang w:val="ar_AE" w:bidi="ar_AE"/>
         </w:rPr>
       </w:r>
@@ -120,6 +150,8 @@
       </w:pPr>
       <w:r>
         <w:rPr>
+          <w:rtl/>
+          <w:cs/>
           <w:lang w:val="ar_AE" w:bidi="ar_AE"/>
         </w:rPr>
         <w:t>Aquifer Open Study Notes (Book Intros)</w:t>
@@ -149,6 +181,8 @@
       </w:pPr>
       <w:r>
         <w:rPr>
+          <w:rtl/>
+          <w:cs/>
           <w:lang w:val="ar_AE" w:bidi="ar_AE"/>
         </w:rPr>
       </w:r>
@@ -160,12 +194,16 @@
       </w:pPr>
       <w:r>
         <w:rPr>
+          <w:rtl/>
+          <w:cs/>
           <w:lang w:val="ar_AE" w:bidi="ar_AE"/>
         </w:rPr>
         <w:t>MAT</w:t>
       </w:r>
       <w:r>
         <w:rPr>
+          <w:rtl/>
+          <w:cs/>
           <w:lang w:val="ar_AE" w:bidi="ar_AE"/>
         </w:rPr>
       </w:r>
@@ -176,22 +214,30 @@
       </w:pPr>
       <w:r>
         <w:rPr>
-          <w:lang w:val="ar_AE" w:bidi="ar_AE"/>
-        </w:rPr>
-      </w:r>
-      <w:r>
-        <w:rPr>
+          <w:rtl/>
+          <w:cs/>
+          <w:lang w:val="ar_AE" w:bidi="ar_AE"/>
+        </w:rPr>
+      </w:r>
+      <w:r>
+        <w:rPr>
+          <w:rtl/>
+          <w:cs/>
           <w:lang w:val="ar_AE" w:bidi="ar_AE"/>
         </w:rPr>
         <w:t xml:space="preserve"> </w:t>
       </w:r>
       <w:r>
         <w:rPr>
-          <w:lang w:val="ar_AE" w:bidi="ar_AE"/>
-        </w:rPr>
-      </w:r>
-      <w:r>
-        <w:rPr>
+          <w:rtl/>
+          <w:cs/>
+          <w:lang w:val="ar_AE" w:bidi="ar_AE"/>
+        </w:rPr>
+      </w:r>
+      <w:r>
+        <w:rPr>
+          <w:rtl/>
+          <w:cs/>
           <w:lang w:val="ar_AE" w:bidi="ar_AE"/>
         </w:rPr>
       </w:r>
@@ -217,6 +263,8 @@
       </w:pPr>
       <w:r>
         <w:rPr>
+          <w:rtl/>
+          <w:cs/>
           <w:lang w:val="ar_AE" w:bidi="ar_AE"/>
         </w:rPr>
       </w:r>
@@ -228,12 +276,16 @@
       </w:pPr>
       <w:r>
         <w:rPr>
+          <w:rtl/>
+          <w:cs/>
           <w:lang w:val="ar_AE" w:bidi="ar_AE"/>
         </w:rPr>
         <w:t>إنجيل متى</w:t>
       </w:r>
       <w:r>
         <w:rPr>
+          <w:rtl/>
+          <w:cs/>
           <w:lang w:val="ar_AE" w:bidi="ar_AE"/>
         </w:rPr>
       </w:r>
@@ -244,11 +296,15 @@
       </w:pPr>
       <w:r>
         <w:rPr>
-          <w:lang w:val="ar_AE" w:bidi="ar_AE"/>
-        </w:rPr>
-      </w:r>
-      <w:r>
-        <w:rPr>
+          <w:rtl/>
+          <w:cs/>
+          <w:lang w:val="ar_AE" w:bidi="ar_AE"/>
+        </w:rPr>
+      </w:r>
+      <w:r>
+        <w:rPr>
+          <w:rtl/>
+          <w:cs/>
           <w:lang w:val="ar_AE" w:bidi="ar_AE"/>
         </w:rPr>
         <w:t>يوضِّح متَّى أن يسوع الناصري هو المسيَّا المُنتَظر من زمن بعيد، مَلِك إسرائيل، الذي يتمِّم الوعود، ومع ذلك يقلب توقعات معاصريه رأسًا على عقب. يُظهر إنجيل متَّى كيف يسَع ملكوت الله اليهود وغير اليهود. إنه يشجِّع القراء على العيش بالتزام كامل نحو الرب يسوع المسيح بصفته مَلِكًا.</w:t>
@@ -261,6 +317,8 @@
       </w:pPr>
       <w:r>
         <w:rPr>
+          <w:rtl/>
+          <w:cs/>
           <w:lang w:val="ar_AE" w:bidi="ar_AE"/>
         </w:rPr>
         <w:t>السياق</w:t>
@@ -272,11 +330,15 @@
       </w:pPr>
       <w:r>
         <w:rPr>
-          <w:lang w:val="ar_AE" w:bidi="ar_AE"/>
-        </w:rPr>
-      </w:r>
-      <w:r>
-        <w:rPr>
+          <w:rtl/>
+          <w:cs/>
+          <w:lang w:val="ar_AE" w:bidi="ar_AE"/>
+        </w:rPr>
+      </w:r>
+      <w:r>
+        <w:rPr>
+          <w:rtl/>
+          <w:cs/>
           <w:lang w:val="ar_AE" w:bidi="ar_AE"/>
         </w:rPr>
         <w:t>كَتَبَ متَّى إنجيله عندما احتاج المجتمع المسيحي الأول إجابة السؤال: هل سيبقى جزءًا من اليهودية أم يصبح إيمانًا مستقلًا؟ ينحدِر إنجيل متَّى من مجتمع مسيحي قُرب أورشليم، محاط باليهود الذين لم يتركوا إيمانهم اليهودي. على النقيض من مسيحيي كنائس بولس، كان مُضطَهدًا من اليهود غير المسيحيين المحليين.</w:t>
@@ -288,11 +350,15 @@
       </w:pPr>
       <w:r>
         <w:rPr>
-          <w:lang w:val="ar_AE" w:bidi="ar_AE"/>
-        </w:rPr>
-      </w:r>
-      <w:r>
-        <w:rPr>
+          <w:rtl/>
+          <w:cs/>
+          <w:lang w:val="ar_AE" w:bidi="ar_AE"/>
+        </w:rPr>
+      </w:r>
+      <w:r>
+        <w:rPr>
+          <w:rtl/>
+          <w:cs/>
           <w:lang w:val="ar_AE" w:bidi="ar_AE"/>
         </w:rPr>
         <w:t xml:space="preserve">كان المسيحيون الذين يقرؤون إنجيل متَّى أمام تحدٍ ليعيشوا كيهود مسيحيين بين اليهود الذين كانوا ملتزمون تمامًا بالتوراة. وكانت رسالة يعقوب تبكِّت المسيحيين الذين ما زالوا مرتبطين بالمجمع اليهودي (انظر </w:t>
@@ -300,6 +366,8 @@
       <w:hyperlink r:id="rId13">
         <w:r>
           <w:rPr>
+            <w:rtl/>
+            <w:cs/>
             <w:lang w:val="ar_AE" w:bidi="ar_AE"/>
           </w:rPr>
           <w:rPr>
@@ -311,6 +379,8 @@
       </w:hyperlink>
       <w:r>
         <w:rPr>
+          <w:rtl/>
+          <w:cs/>
           <w:lang w:val="ar_AE" w:bidi="ar_AE"/>
         </w:rPr>
         <w:t xml:space="preserve">). هنا مسيحية يهودية تظل راسخة في التزامها تجاه المجتمع اليهودي أكثر من التزامها تجاه ربها المجيد (قارن مع </w:t>
@@ -318,6 +388,8 @@
       <w:hyperlink r:id="rId14">
         <w:r>
           <w:rPr>
+            <w:rtl/>
+            <w:cs/>
             <w:lang w:val="ar_AE" w:bidi="ar_AE"/>
           </w:rPr>
           <w:rPr>
@@ -329,6 +401,8 @@
       </w:hyperlink>
       <w:r>
         <w:rPr>
+          <w:rtl/>
+          <w:cs/>
           <w:lang w:val="ar_AE" w:bidi="ar_AE"/>
         </w:rPr>
         <w:t>).</w:t>
@@ -340,11 +414,15 @@
       </w:pPr>
       <w:r>
         <w:rPr>
-          <w:lang w:val="ar_AE" w:bidi="ar_AE"/>
-        </w:rPr>
-      </w:r>
-      <w:r>
-        <w:rPr>
+          <w:rtl/>
+          <w:cs/>
+          <w:lang w:val="ar_AE" w:bidi="ar_AE"/>
+        </w:rPr>
+      </w:r>
+      <w:r>
+        <w:rPr>
+          <w:rtl/>
+          <w:cs/>
           <w:lang w:val="ar_AE" w:bidi="ar_AE"/>
         </w:rPr>
         <w:t>يخبرنا إنجيل متَّى كيف تأثرت حياة المسحيين اليهود الذي كانوا يُعانون مخاوف شعائرية وقانونية واجتماعية وسياسية. ومن أجل هؤلاء المسيحيين الأوائل أجاب متَّى سؤالًا مُلحًا: "كيف لنا أن نتبع الرب يسوع في حياتنا اليومية ونحن محاطين باليهودية، بينما نسعى لإعلام بشارة ملكوت الله للجميع؟"</w:t>
@@ -357,6 +435,8 @@
       </w:pPr>
       <w:r>
         <w:rPr>
+          <w:rtl/>
+          <w:cs/>
           <w:lang w:val="ar_AE" w:bidi="ar_AE"/>
         </w:rPr>
         <w:t>الملخَّص</w:t>
@@ -368,11 +448,15 @@
       </w:pPr>
       <w:r>
         <w:rPr>
-          <w:lang w:val="ar_AE" w:bidi="ar_AE"/>
-        </w:rPr>
-      </w:r>
-      <w:r>
-        <w:rPr>
+          <w:rtl/>
+          <w:cs/>
+          <w:lang w:val="ar_AE" w:bidi="ar_AE"/>
+        </w:rPr>
+      </w:r>
+      <w:r>
+        <w:rPr>
+          <w:rtl/>
+          <w:cs/>
           <w:lang w:val="ar_AE" w:bidi="ar_AE"/>
         </w:rPr>
         <w:t>تتبع قصة متَّى الرب يسوع قبل ولادته وحتى بعد موته وقيامته. لقد واجَه الرب يسوع سلسلة من المخاطر المحتملة في طفولته (</w:t>
@@ -380,6 +464,8 @@
       <w:hyperlink r:id="rId15">
         <w:r>
           <w:rPr>
+            <w:rtl/>
+            <w:cs/>
             <w:lang w:val="ar_AE" w:bidi="ar_AE"/>
           </w:rPr>
           <w:rPr>
@@ -391,6 +477,8 @@
       </w:hyperlink>
       <w:r>
         <w:rPr>
+          <w:rtl/>
+          <w:cs/>
           <w:lang w:val="ar_AE" w:bidi="ar_AE"/>
         </w:rPr>
         <w:t>). وعندما أصبح بالغًا، بدأ مسيرة مهنية قصيرة جدًا، مُعلنًا بِرَّ الله (</w:t>
@@ -398,6 +486,8 @@
       <w:hyperlink r:id="rId16">
         <w:r>
           <w:rPr>
+            <w:rtl/>
+            <w:cs/>
             <w:lang w:val="ar_AE" w:bidi="ar_AE"/>
           </w:rPr>
           <w:rPr>
@@ -409,6 +499,8 @@
       </w:hyperlink>
       <w:r>
         <w:rPr>
+          <w:rtl/>
+          <w:cs/>
           <w:lang w:val="ar_AE" w:bidi="ar_AE"/>
         </w:rPr>
         <w:t>) وصنَع معجزات مدهشة (</w:t>
@@ -416,6 +508,8 @@
       <w:hyperlink r:id="rId17">
         <w:r>
           <w:rPr>
+            <w:rtl/>
+            <w:cs/>
             <w:lang w:val="ar_AE" w:bidi="ar_AE"/>
           </w:rPr>
           <w:rPr>
@@ -427,6 +521,8 @@
       </w:hyperlink>
       <w:r>
         <w:rPr>
+          <w:rtl/>
+          <w:cs/>
           <w:lang w:val="ar_AE" w:bidi="ar_AE"/>
         </w:rPr>
         <w:t>)؛ ووسَّع نطاق خدمته بإرسال اثني عشر رسولًا (</w:t>
@@ -434,6 +530,8 @@
       <w:hyperlink r:id="rId18">
         <w:r>
           <w:rPr>
+            <w:rtl/>
+            <w:cs/>
             <w:lang w:val="ar_AE" w:bidi="ar_AE"/>
           </w:rPr>
           <w:rPr>
@@ -445,6 +543,8 @@
       </w:hyperlink>
       <w:r>
         <w:rPr>
+          <w:rtl/>
+          <w:cs/>
           <w:lang w:val="ar_AE" w:bidi="ar_AE"/>
         </w:rPr>
         <w:t>). ومع ذلك، فإن معظم تجربة الرب يسوع كانت عبارة عن رفض مُطلَق على يد يهود الجليل ويهود يهوذا (</w:t>
@@ -452,6 +552,8 @@
       <w:hyperlink r:id="rId19">
         <w:r>
           <w:rPr>
+            <w:rtl/>
+            <w:cs/>
             <w:lang w:val="ar_AE" w:bidi="ar_AE"/>
           </w:rPr>
           <w:rPr>
@@ -463,6 +565,8 @@
       </w:hyperlink>
       <w:r>
         <w:rPr>
+          <w:rtl/>
+          <w:cs/>
           <w:lang w:val="ar_AE" w:bidi="ar_AE"/>
         </w:rPr>
         <w:t>). وواجه قادة اليهود في الهيكل خلال أسبوعه الأخير (</w:t>
@@ -470,6 +574,8 @@
       <w:hyperlink r:id="rId20">
         <w:r>
           <w:rPr>
+            <w:rtl/>
+            <w:cs/>
             <w:lang w:val="ar_AE" w:bidi="ar_AE"/>
           </w:rPr>
           <w:rPr>
@@ -481,6 +587,8 @@
       </w:hyperlink>
       <w:r>
         <w:rPr>
+          <w:rtl/>
+          <w:cs/>
           <w:lang w:val="ar_AE" w:bidi="ar_AE"/>
         </w:rPr>
         <w:t>)، وأعلَنَ سلسلة أخيرة من الويلات ضد رموز السُلطة التي تُضل الناس (</w:t>
@@ -488,6 +596,8 @@
       <w:hyperlink r:id="rId21">
         <w:r>
           <w:rPr>
+            <w:rtl/>
+            <w:cs/>
             <w:lang w:val="ar_AE" w:bidi="ar_AE"/>
           </w:rPr>
           <w:rPr>
@@ -499,6 +609,8 @@
       </w:hyperlink>
       <w:r>
         <w:rPr>
+          <w:rtl/>
+          <w:cs/>
           <w:lang w:val="ar_AE" w:bidi="ar_AE"/>
         </w:rPr>
         <w:t>)، وتنبأ بأن الله سيدين أورشليم ويدمِّرها (</w:t>
@@ -506,6 +618,8 @@
       <w:hyperlink r:id="rId22">
         <w:r>
           <w:rPr>
+            <w:rtl/>
+            <w:cs/>
             <w:lang w:val="ar_AE" w:bidi="ar_AE"/>
           </w:rPr>
           <w:rPr>
@@ -517,6 +631,8 @@
       </w:hyperlink>
       <w:r>
         <w:rPr>
+          <w:rtl/>
+          <w:cs/>
           <w:lang w:val="ar_AE" w:bidi="ar_AE"/>
         </w:rPr>
         <w:t>). قُبِضَ على الرب يسوع وحوكم وأُعدِمَ صلبًا (</w:t>
@@ -524,6 +640,8 @@
       <w:hyperlink r:id="rId23">
         <w:r>
           <w:rPr>
+            <w:rtl/>
+            <w:cs/>
             <w:lang w:val="ar_AE" w:bidi="ar_AE"/>
           </w:rPr>
           <w:rPr>
@@ -535,6 +653,8 @@
       </w:hyperlink>
       <w:r>
         <w:rPr>
+          <w:rtl/>
+          <w:cs/>
           <w:lang w:val="ar_AE" w:bidi="ar_AE"/>
         </w:rPr>
         <w:t>) لمعارضته قادة اليهود ومعتقداتهم حول كيف يعبد الناس الله ويعيشون. ثم تبرَّر بقيامته وأعطى الإرسالية الكبرى لتلاميذه؛ أن يتلمذوا الأمم جميعًا (</w:t>
@@ -542,6 +662,8 @@
       <w:hyperlink r:id="rId24">
         <w:r>
           <w:rPr>
+            <w:rtl/>
+            <w:cs/>
             <w:lang w:val="ar_AE" w:bidi="ar_AE"/>
           </w:rPr>
           <w:rPr>
@@ -553,6 +675,8 @@
       </w:hyperlink>
       <w:r>
         <w:rPr>
+          <w:rtl/>
+          <w:cs/>
           <w:lang w:val="ar_AE" w:bidi="ar_AE"/>
         </w:rPr>
         <w:t>).</w:t>
@@ -564,11 +688,15 @@
       </w:pPr>
       <w:r>
         <w:rPr>
-          <w:lang w:val="ar_AE" w:bidi="ar_AE"/>
-        </w:rPr>
-      </w:r>
-      <w:r>
-        <w:rPr>
+          <w:rtl/>
+          <w:cs/>
+          <w:lang w:val="ar_AE" w:bidi="ar_AE"/>
+        </w:rPr>
+      </w:r>
+      <w:r>
+        <w:rPr>
+          <w:rtl/>
+          <w:cs/>
           <w:lang w:val="ar_AE" w:bidi="ar_AE"/>
         </w:rPr>
         <w:t>يشكِّل متَّى إنجيله بطريقتين. أولًا، بعد المقدمة (</w:t>
@@ -576,6 +704,8 @@
       <w:hyperlink r:id="rId25">
         <w:r>
           <w:rPr>
+            <w:rtl/>
+            <w:cs/>
             <w:lang w:val="ar_AE" w:bidi="ar_AE"/>
           </w:rPr>
           <w:rPr>
@@ -587,6 +717,8 @@
       </w:hyperlink>
       <w:r>
         <w:rPr>
+          <w:rtl/>
+          <w:cs/>
           <w:lang w:val="ar_AE" w:bidi="ar_AE"/>
         </w:rPr>
         <w:t xml:space="preserve">)، يتناوب متَّى بين مادة تعاليم يسوع وقصة حياته. وهكذا، يكون لدينا النقاش والتعليم في </w:t>
@@ -594,6 +726,8 @@
       <w:hyperlink r:id="rId16">
         <w:r>
           <w:rPr>
+            <w:rtl/>
+            <w:cs/>
             <w:lang w:val="ar_AE" w:bidi="ar_AE"/>
           </w:rPr>
           <w:rPr>
@@ -605,6 +739,8 @@
       </w:hyperlink>
       <w:r>
         <w:rPr>
+          <w:rtl/>
+          <w:cs/>
           <w:lang w:val="ar_AE" w:bidi="ar_AE"/>
         </w:rPr>
         <w:t xml:space="preserve">؛ </w:t>
@@ -612,6 +748,8 @@
       <w:hyperlink r:id="rId26">
         <w:r>
           <w:rPr>
+            <w:rtl/>
+            <w:cs/>
             <w:lang w:val="ar_AE" w:bidi="ar_AE"/>
           </w:rPr>
           <w:rPr>
@@ -623,6 +761,8 @@
       </w:hyperlink>
       <w:r>
         <w:rPr>
+          <w:rtl/>
+          <w:cs/>
           <w:lang w:val="ar_AE" w:bidi="ar_AE"/>
         </w:rPr>
         <w:t xml:space="preserve">، </w:t>
@@ -630,6 +770,8 @@
       <w:hyperlink r:id="rId27">
         <w:r>
           <w:rPr>
+            <w:rtl/>
+            <w:cs/>
             <w:lang w:val="ar_AE" w:bidi="ar_AE"/>
           </w:rPr>
           <w:rPr>
@@ -641,6 +783,8 @@
       </w:hyperlink>
       <w:r>
         <w:rPr>
+          <w:rtl/>
+          <w:cs/>
           <w:lang w:val="ar_AE" w:bidi="ar_AE"/>
         </w:rPr>
         <w:t xml:space="preserve">، </w:t>
@@ -648,6 +792,8 @@
       <w:hyperlink r:id="rId28">
         <w:r>
           <w:rPr>
+            <w:rtl/>
+            <w:cs/>
             <w:lang w:val="ar_AE" w:bidi="ar_AE"/>
           </w:rPr>
           <w:rPr>
@@ -659,6 +805,8 @@
       </w:hyperlink>
       <w:r>
         <w:rPr>
+          <w:rtl/>
+          <w:cs/>
           <w:lang w:val="ar_AE" w:bidi="ar_AE"/>
         </w:rPr>
         <w:t xml:space="preserve">، </w:t>
@@ -666,6 +814,8 @@
       <w:hyperlink r:id="rId29">
         <w:r>
           <w:rPr>
+            <w:rtl/>
+            <w:cs/>
             <w:lang w:val="ar_AE" w:bidi="ar_AE"/>
           </w:rPr>
           <w:rPr>
@@ -677,6 +827,8 @@
       </w:hyperlink>
       <w:r>
         <w:rPr>
+          <w:rtl/>
+          <w:cs/>
           <w:lang w:val="ar_AE" w:bidi="ar_AE"/>
         </w:rPr>
         <w:t xml:space="preserve">ولدينا قصة حياته في </w:t>
@@ -684,6 +836,8 @@
       <w:hyperlink r:id="rId30">
         <w:r>
           <w:rPr>
+            <w:rtl/>
+            <w:cs/>
             <w:lang w:val="ar_AE" w:bidi="ar_AE"/>
           </w:rPr>
           <w:rPr>
@@ -695,6 +849,8 @@
       </w:hyperlink>
       <w:r>
         <w:rPr>
+          <w:rtl/>
+          <w:cs/>
           <w:lang w:val="ar_AE" w:bidi="ar_AE"/>
         </w:rPr>
         <w:t xml:space="preserve">؛ </w:t>
@@ -702,6 +858,8 @@
       <w:hyperlink r:id="rId31">
         <w:r>
           <w:rPr>
+            <w:rtl/>
+            <w:cs/>
             <w:lang w:val="ar_AE" w:bidi="ar_AE"/>
           </w:rPr>
           <w:rPr>
@@ -713,6 +871,8 @@
       </w:hyperlink>
       <w:r>
         <w:rPr>
+          <w:rtl/>
+          <w:cs/>
           <w:lang w:val="ar_AE" w:bidi="ar_AE"/>
         </w:rPr>
         <w:t xml:space="preserve">، </w:t>
@@ -720,6 +880,8 @@
       <w:hyperlink r:id="rId32">
         <w:r>
           <w:rPr>
+            <w:rtl/>
+            <w:cs/>
             <w:lang w:val="ar_AE" w:bidi="ar_AE"/>
           </w:rPr>
           <w:rPr>
@@ -731,6 +893,8 @@
       </w:hyperlink>
       <w:r>
         <w:rPr>
+          <w:rtl/>
+          <w:cs/>
           <w:lang w:val="ar_AE" w:bidi="ar_AE"/>
         </w:rPr>
         <w:t xml:space="preserve">، </w:t>
@@ -738,6 +902,8 @@
       <w:hyperlink r:id="rId33">
         <w:r>
           <w:rPr>
+            <w:rtl/>
+            <w:cs/>
             <w:lang w:val="ar_AE" w:bidi="ar_AE"/>
           </w:rPr>
           <w:rPr>
@@ -749,6 +915,8 @@
       </w:hyperlink>
       <w:r>
         <w:rPr>
+          <w:rtl/>
+          <w:cs/>
           <w:lang w:val="ar_AE" w:bidi="ar_AE"/>
         </w:rPr>
         <w:t xml:space="preserve">، </w:t>
@@ -756,6 +924,8 @@
       <w:hyperlink r:id="rId34">
         <w:r>
           <w:rPr>
+            <w:rtl/>
+            <w:cs/>
             <w:lang w:val="ar_AE" w:bidi="ar_AE"/>
           </w:rPr>
           <w:rPr>
@@ -767,6 +937,8 @@
       </w:hyperlink>
       <w:r>
         <w:rPr>
+          <w:rtl/>
+          <w:cs/>
           <w:lang w:val="ar_AE" w:bidi="ar_AE"/>
         </w:rPr>
         <w:t>ثانيًا، يسجِّل متَّى تبشير الرب يسوع برسالة الله إلى إسرائيل بشأن مجيء ملكوته في الأيام الأخيرة (</w:t>
@@ -774,6 +946,8 @@
       <w:hyperlink r:id="rId35">
         <w:r>
           <w:rPr>
+            <w:rtl/>
+            <w:cs/>
             <w:lang w:val="ar_AE" w:bidi="ar_AE"/>
           </w:rPr>
           <w:rPr>
@@ -785,6 +959,8 @@
       </w:hyperlink>
       <w:r>
         <w:rPr>
+          <w:rtl/>
+          <w:cs/>
           <w:lang w:val="ar_AE" w:bidi="ar_AE"/>
         </w:rPr>
         <w:t xml:space="preserve">؛ وانظر </w:t>
@@ -792,6 +968,8 @@
       <w:hyperlink r:id="rId36">
         <w:r>
           <w:rPr>
+            <w:rtl/>
+            <w:cs/>
             <w:lang w:val="ar_AE" w:bidi="ar_AE"/>
           </w:rPr>
           <w:rPr>
@@ -803,6 +981,8 @@
       </w:hyperlink>
       <w:r>
         <w:rPr>
+          <w:rtl/>
+          <w:cs/>
           <w:lang w:val="ar_AE" w:bidi="ar_AE"/>
         </w:rPr>
         <w:t>)، تليها ردود الفعل التي أثارتها هذه الرسالة من أشخاص مختلفين (</w:t>
@@ -810,6 +990,8 @@
       <w:hyperlink r:id="rId37">
         <w:r>
           <w:rPr>
+            <w:rtl/>
+            <w:cs/>
             <w:lang w:val="ar_AE" w:bidi="ar_AE"/>
           </w:rPr>
           <w:rPr>
@@ -821,6 +1003,8 @@
       </w:hyperlink>
       <w:r>
         <w:rPr>
+          <w:rtl/>
+          <w:cs/>
           <w:lang w:val="ar_AE" w:bidi="ar_AE"/>
         </w:rPr>
         <w:t>). ثم يخبرنا متَّى عن موت الرب يسوع المسيح وقيامته (</w:t>
@@ -828,6 +1012,8 @@
       <w:hyperlink r:id="rId38">
         <w:r>
           <w:rPr>
+            <w:rtl/>
+            <w:cs/>
             <w:lang w:val="ar_AE" w:bidi="ar_AE"/>
           </w:rPr>
           <w:rPr>
@@ -839,6 +1025,8 @@
       </w:hyperlink>
       <w:r>
         <w:rPr>
+          <w:rtl/>
+          <w:cs/>
           <w:lang w:val="ar_AE" w:bidi="ar_AE"/>
         </w:rPr>
         <w:t>). من أجل خلاص البشرية.</w:t>
@@ -851,6 +1039,8 @@
       </w:pPr>
       <w:r>
         <w:rPr>
+          <w:rtl/>
+          <w:cs/>
           <w:lang w:val="ar_AE" w:bidi="ar_AE"/>
         </w:rPr>
         <w:t>التأليف</w:t>
@@ -862,11 +1052,15 @@
       </w:pPr>
       <w:r>
         <w:rPr>
-          <w:lang w:val="ar_AE" w:bidi="ar_AE"/>
-        </w:rPr>
-      </w:r>
-      <w:r>
-        <w:rPr>
+          <w:rtl/>
+          <w:cs/>
+          <w:lang w:val="ar_AE" w:bidi="ar_AE"/>
+        </w:rPr>
+      </w:r>
+      <w:r>
+        <w:rPr>
+          <w:rtl/>
+          <w:cs/>
           <w:lang w:val="ar_AE" w:bidi="ar_AE"/>
         </w:rPr>
         <w:t>كان متَّى جامع ضرائب، صادقه الرب يسوع ودعاه إلى حياة العَدل والطاعة (</w:t>
@@ -874,6 +1068,8 @@
       <w:hyperlink r:id="rId39">
         <w:r>
           <w:rPr>
+            <w:rtl/>
+            <w:cs/>
             <w:lang w:val="ar_AE" w:bidi="ar_AE"/>
           </w:rPr>
           <w:rPr>
@@ -885,6 +1081,8 @@
       </w:hyperlink>
       <w:r>
         <w:rPr>
+          <w:rtl/>
+          <w:cs/>
           <w:lang w:val="ar_AE" w:bidi="ar_AE"/>
         </w:rPr>
         <w:t>). دعا متَّى الكثير من الأصدقاء لقضاء أمسية مع الرب يسوع (</w:t>
@@ -892,6 +1090,8 @@
       <w:hyperlink r:id="rId40">
         <w:r>
           <w:rPr>
+            <w:rtl/>
+            <w:cs/>
             <w:lang w:val="ar_AE" w:bidi="ar_AE"/>
           </w:rPr>
           <w:rPr>
@@ -903,6 +1103,8 @@
       </w:hyperlink>
       <w:r>
         <w:rPr>
+          <w:rtl/>
+          <w:cs/>
           <w:lang w:val="ar_AE" w:bidi="ar_AE"/>
         </w:rPr>
         <w:t>)، واسم متَّى بين الرسل الاثني عشر (</w:t>
@@ -910,6 +1112,8 @@
       <w:hyperlink r:id="rId41">
         <w:r>
           <w:rPr>
+            <w:rtl/>
+            <w:cs/>
             <w:lang w:val="ar_AE" w:bidi="ar_AE"/>
           </w:rPr>
           <w:rPr>
@@ -921,6 +1125,8 @@
       </w:hyperlink>
       <w:r>
         <w:rPr>
+          <w:rtl/>
+          <w:cs/>
           <w:lang w:val="ar_AE" w:bidi="ar_AE"/>
         </w:rPr>
         <w:t xml:space="preserve">؛ أنظر أيضًا </w:t>
@@ -928,6 +1134,8 @@
       <w:hyperlink r:id="rId42">
         <w:r>
           <w:rPr>
+            <w:rtl/>
+            <w:cs/>
             <w:lang w:val="ar_AE" w:bidi="ar_AE"/>
           </w:rPr>
           <w:rPr>
@@ -939,6 +1147,8 @@
       </w:hyperlink>
       <w:r>
         <w:rPr>
+          <w:rtl/>
+          <w:cs/>
           <w:lang w:val="ar_AE" w:bidi="ar_AE"/>
         </w:rPr>
         <w:t xml:space="preserve">؛ </w:t>
@@ -946,6 +1156,8 @@
       <w:hyperlink r:id="rId43">
         <w:r>
           <w:rPr>
+            <w:rtl/>
+            <w:cs/>
             <w:lang w:val="ar_AE" w:bidi="ar_AE"/>
           </w:rPr>
           <w:rPr>
@@ -957,6 +1169,8 @@
       </w:hyperlink>
       <w:r>
         <w:rPr>
+          <w:rtl/>
+          <w:cs/>
           <w:lang w:val="ar_AE" w:bidi="ar_AE"/>
         </w:rPr>
         <w:t xml:space="preserve">؛ </w:t>
@@ -964,6 +1178,8 @@
       <w:hyperlink r:id="rId44">
         <w:r>
           <w:rPr>
+            <w:rtl/>
+            <w:cs/>
             <w:lang w:val="ar_AE" w:bidi="ar_AE"/>
           </w:rPr>
           <w:rPr>
@@ -975,6 +1191,8 @@
       </w:hyperlink>
       <w:r>
         <w:rPr>
+          <w:rtl/>
+          <w:cs/>
           <w:lang w:val="ar_AE" w:bidi="ar_AE"/>
         </w:rPr>
         <w:t xml:space="preserve">). يَذكُر تقليد الكنيسة الأولى أن متَّى بعد كتابة إنجيله، انتقل من فلسطين في الستينيات من القرن الأول الميلادي ليبشِّر الهند (يوسابيوس، </w:t>
@@ -982,12 +1200,16 @@
       <w:r>
         <w:rPr>
           <w:i/>
+          <w:rtl/>
+          <w:cs/>
           <w:lang w:val="ar_AE" w:bidi="ar_AE"/>
         </w:rPr>
         <w:t>تاريخ الكنيسة،</w:t>
       </w:r>
       <w:r>
         <w:rPr>
+          <w:rtl/>
+          <w:cs/>
           <w:lang w:val="ar_AE" w:bidi="ar_AE"/>
         </w:rPr>
         <w:t xml:space="preserve"> ۳، ۲٤، ٦).</w:t>
@@ -999,11 +1221,15 @@
       </w:pPr>
       <w:r>
         <w:rPr>
-          <w:lang w:val="ar_AE" w:bidi="ar_AE"/>
-        </w:rPr>
-      </w:r>
-      <w:r>
-        <w:rPr>
+          <w:rtl/>
+          <w:cs/>
+          <w:lang w:val="ar_AE" w:bidi="ar_AE"/>
+        </w:rPr>
+      </w:r>
+      <w:r>
+        <w:rPr>
+          <w:rtl/>
+          <w:cs/>
           <w:lang w:val="ar_AE" w:bidi="ar_AE"/>
         </w:rPr>
         <w:t>في وقت مبكر من القرن الثاني الميلادي قال بابياس، أسقف هيرابوليس: "لذلك كَتَبَ متَّى الأقوال باللغة العبرية [أو ‎‘‎بالأسلوب العبري‎’‎] وفسَّر كل منها حسب استطاعته". يُفهم تقليديًا أن عبارة بابياس تعني أن الرسول متَّى كَتَبَ إنجيلًا باللغة العبرية أو الآرامية، وأن هذا الإنجيل تُرجِمَ لاحقًا إلى اليونانية، ربما على يد شخص يَعِرف أيضًا إنجيل مرقس. وترجِّح دراسات حديثة أن بابياس كان يشير إلى الأسلوب اليهودي لمتَّى، وليس إلى لغته (العبرية أو الآرامية)، لأن إنجيل متَّى لا يبدو أنه "ترجمة يونانية" (أي نوع اليونانية التي توجد غالبًا في المواد المترجَمة من لغات أخرى).</w:t>
@@ -1015,11 +1241,15 @@
       </w:pPr>
       <w:r>
         <w:rPr>
-          <w:lang w:val="ar_AE" w:bidi="ar_AE"/>
-        </w:rPr>
-      </w:r>
-      <w:r>
-        <w:rPr>
+          <w:rtl/>
+          <w:cs/>
+          <w:lang w:val="ar_AE" w:bidi="ar_AE"/>
+        </w:rPr>
+      </w:r>
+      <w:r>
+        <w:rPr>
+          <w:rtl/>
+          <w:cs/>
           <w:lang w:val="ar_AE" w:bidi="ar_AE"/>
         </w:rPr>
         <w:t>وفي القرن التاسع عشر، أصبح العلماء على قناعة بأن متَّى استخدَم إنجيل مرقس مَصدرًا له. وجادل هؤلاء العلماء بأنه لم يكن لرسول أن يستخدم إنجيلًا آخر (كتبه شخص غير رسول في ذلك الوقت!) لتسجيل حياة يسوع، ولذا لم يكن متَّى كاتب الإنجيل الذي يحمل اسمه. لكن التقليد‎ ‎المبكِّر يربُط إنجيل مرقس ببطرس الرسول، وهي حقيقة تجعل اعتماد متَّى على مرقس أكثر قابلية للفهم. ليس ثمة تعارُض مع أحد الرسل (متَّى) يستخدم قصص رسول آخر (بطرس) كمصدر مناسب ليشكِّل كتابه الخاص.</w:t>
@@ -1032,6 +1262,8 @@
       </w:pPr>
       <w:r>
         <w:rPr>
+          <w:rtl/>
+          <w:cs/>
           <w:lang w:val="ar_AE" w:bidi="ar_AE"/>
         </w:rPr>
         <w:t>مناسبة الكتابة</w:t>
@@ -1043,11 +1275,15 @@
       </w:pPr>
       <w:r>
         <w:rPr>
-          <w:lang w:val="ar_AE" w:bidi="ar_AE"/>
-        </w:rPr>
-      </w:r>
-      <w:r>
-        <w:rPr>
+          <w:rtl/>
+          <w:cs/>
+          <w:lang w:val="ar_AE" w:bidi="ar_AE"/>
+        </w:rPr>
+      </w:r>
+      <w:r>
+        <w:rPr>
+          <w:rtl/>
+          <w:cs/>
           <w:lang w:val="ar_AE" w:bidi="ar_AE"/>
         </w:rPr>
         <w:t xml:space="preserve">على عكس رسائل بولس أو رؤيا يوحنا، يجب استنتاج سياق الأناجيل من التعليقات والتأكيدات داخل الأناجيل نفسها (انظر </w:t>
@@ -1055,6 +1291,8 @@
       <w:hyperlink r:id="rId45">
         <w:r>
           <w:rPr>
+            <w:rtl/>
+            <w:cs/>
             <w:lang w:val="ar_AE" w:bidi="ar_AE"/>
           </w:rPr>
           <w:rPr>
@@ -1066,6 +1304,8 @@
       </w:hyperlink>
       <w:r>
         <w:rPr>
+          <w:rtl/>
+          <w:cs/>
           <w:lang w:val="ar_AE" w:bidi="ar_AE"/>
         </w:rPr>
         <w:t xml:space="preserve">؛ </w:t>
@@ -1073,6 +1313,8 @@
       <w:hyperlink r:id="rId46">
         <w:r>
           <w:rPr>
+            <w:rtl/>
+            <w:cs/>
             <w:lang w:val="ar_AE" w:bidi="ar_AE"/>
           </w:rPr>
           <w:rPr>
@@ -1084,6 +1326,8 @@
       </w:hyperlink>
       <w:r>
         <w:rPr>
+          <w:rtl/>
+          <w:cs/>
           <w:lang w:val="ar_AE" w:bidi="ar_AE"/>
         </w:rPr>
         <w:t xml:space="preserve">؛ </w:t>
@@ -1091,6 +1335,8 @@
       <w:hyperlink r:id="rId47">
         <w:r>
           <w:rPr>
+            <w:rtl/>
+            <w:cs/>
             <w:lang w:val="ar_AE" w:bidi="ar_AE"/>
           </w:rPr>
           <w:rPr>
@@ -1102,6 +1348,8 @@
       </w:hyperlink>
       <w:r>
         <w:rPr>
+          <w:rtl/>
+          <w:cs/>
           <w:lang w:val="ar_AE" w:bidi="ar_AE"/>
         </w:rPr>
         <w:t>)، نظرًا لعدم توفر أدلة مباشرة. يبدو أن إنجيل متَّى كُتب في وقت كان فيه المسيحيون واليهود يتجادلون حول قضايا مثل كيفية إطاعة الناموس (</w:t>
@@ -1109,6 +1357,8 @@
       <w:hyperlink r:id="rId48">
         <w:r>
           <w:rPr>
+            <w:rtl/>
+            <w:cs/>
             <w:lang w:val="ar_AE" w:bidi="ar_AE"/>
           </w:rPr>
           <w:rPr>
@@ -1120,6 +1370,8 @@
       </w:hyperlink>
       <w:r>
         <w:rPr>
+          <w:rtl/>
+          <w:cs/>
           <w:lang w:val="ar_AE" w:bidi="ar_AE"/>
         </w:rPr>
         <w:t xml:space="preserve">؛ </w:t>
@@ -1127,6 +1379,8 @@
       <w:hyperlink r:id="rId49">
         <w:r>
           <w:rPr>
+            <w:rtl/>
+            <w:cs/>
             <w:lang w:val="ar_AE" w:bidi="ar_AE"/>
           </w:rPr>
           <w:rPr>
@@ -1138,6 +1392,8 @@
       </w:hyperlink>
       <w:r>
         <w:rPr>
+          <w:rtl/>
+          <w:cs/>
           <w:lang w:val="ar_AE" w:bidi="ar_AE"/>
         </w:rPr>
         <w:t>)، مَن هو المسيَّا (</w:t>
@@ -1145,6 +1401,8 @@
       <w:hyperlink r:id="rId50">
         <w:r>
           <w:rPr>
+            <w:rtl/>
+            <w:cs/>
             <w:lang w:val="ar_AE" w:bidi="ar_AE"/>
           </w:rPr>
           <w:rPr>
@@ -1156,6 +1414,8 @@
       </w:hyperlink>
       <w:r>
         <w:rPr>
+          <w:rtl/>
+          <w:cs/>
           <w:lang w:val="ar_AE" w:bidi="ar_AE"/>
         </w:rPr>
         <w:t xml:space="preserve">)، ومن هو شعب الله الحقيقي (إسرائيل أم الكنيسة؛ </w:t>
@@ -1163,6 +1423,8 @@
       <w:hyperlink r:id="rId51">
         <w:r>
           <w:rPr>
+            <w:rtl/>
+            <w:cs/>
             <w:lang w:val="ar_AE" w:bidi="ar_AE"/>
           </w:rPr>
           <w:rPr>
@@ -1174,6 +1436,8 @@
       </w:hyperlink>
       <w:r>
         <w:rPr>
+          <w:rtl/>
+          <w:cs/>
           <w:lang w:val="ar_AE" w:bidi="ar_AE"/>
         </w:rPr>
         <w:t>)، ومن القادة الشرعيون لشعب الله (</w:t>
@@ -1181,6 +1445,8 @@
       <w:hyperlink r:id="rId52">
         <w:r>
           <w:rPr>
+            <w:rtl/>
+            <w:cs/>
             <w:lang w:val="ar_AE" w:bidi="ar_AE"/>
           </w:rPr>
           <w:rPr>
@@ -1192,6 +1458,8 @@
       </w:hyperlink>
       <w:r>
         <w:rPr>
+          <w:rtl/>
+          <w:cs/>
           <w:lang w:val="ar_AE" w:bidi="ar_AE"/>
         </w:rPr>
         <w:t xml:space="preserve">؛ </w:t>
@@ -1199,6 +1467,8 @@
       <w:hyperlink r:id="rId41">
         <w:r>
           <w:rPr>
+            <w:rtl/>
+            <w:cs/>
             <w:lang w:val="ar_AE" w:bidi="ar_AE"/>
           </w:rPr>
           <w:rPr>
@@ -1210,6 +1480,8 @@
       </w:hyperlink>
       <w:r>
         <w:rPr>
+          <w:rtl/>
+          <w:cs/>
           <w:lang w:val="ar_AE" w:bidi="ar_AE"/>
         </w:rPr>
         <w:t xml:space="preserve">؛ </w:t>
@@ -1217,6 +1489,8 @@
       <w:hyperlink r:id="rId53">
         <w:r>
           <w:rPr>
+            <w:rtl/>
+            <w:cs/>
             <w:lang w:val="ar_AE" w:bidi="ar_AE"/>
           </w:rPr>
           <w:rPr>
@@ -1228,6 +1502,8 @@
       </w:hyperlink>
       <w:r>
         <w:rPr>
+          <w:rtl/>
+          <w:cs/>
           <w:lang w:val="ar_AE" w:bidi="ar_AE"/>
         </w:rPr>
         <w:t xml:space="preserve">؛ </w:t>
@@ -1235,6 +1511,8 @@
       <w:hyperlink r:id="rId54">
         <w:r>
           <w:rPr>
+            <w:rtl/>
+            <w:cs/>
             <w:lang w:val="ar_AE" w:bidi="ar_AE"/>
           </w:rPr>
           <w:rPr>
@@ -1246,6 +1524,8 @@
       </w:hyperlink>
       <w:r>
         <w:rPr>
+          <w:rtl/>
+          <w:cs/>
           <w:lang w:val="ar_AE" w:bidi="ar_AE"/>
         </w:rPr>
         <w:t xml:space="preserve">؛ </w:t>
@@ -1253,6 +1533,8 @@
       <w:hyperlink r:id="rId55">
         <w:r>
           <w:rPr>
+            <w:rtl/>
+            <w:cs/>
             <w:lang w:val="ar_AE" w:bidi="ar_AE"/>
           </w:rPr>
           <w:rPr>
@@ -1264,6 +1546,8 @@
       </w:hyperlink>
       <w:r>
         <w:rPr>
+          <w:rtl/>
+          <w:cs/>
           <w:lang w:val="ar_AE" w:bidi="ar_AE"/>
         </w:rPr>
         <w:t>)، وكيف يرتبط الأمم بالكنيسة وإسرائيل (</w:t>
@@ -1271,6 +1555,8 @@
       <w:hyperlink r:id="rId56">
         <w:r>
           <w:rPr>
+            <w:rtl/>
+            <w:cs/>
             <w:lang w:val="ar_AE" w:bidi="ar_AE"/>
           </w:rPr>
           <w:rPr>
@@ -1282,6 +1568,8 @@
       </w:hyperlink>
       <w:r>
         <w:rPr>
+          <w:rtl/>
+          <w:cs/>
           <w:lang w:val="ar_AE" w:bidi="ar_AE"/>
         </w:rPr>
         <w:t xml:space="preserve">؛ </w:t>
@@ -1289,6 +1577,8 @@
       <w:hyperlink r:id="rId57">
         <w:r>
           <w:rPr>
+            <w:rtl/>
+            <w:cs/>
             <w:lang w:val="ar_AE" w:bidi="ar_AE"/>
           </w:rPr>
           <w:rPr>
@@ -1300,6 +1590,8 @@
       </w:hyperlink>
       <w:r>
         <w:rPr>
+          <w:rtl/>
+          <w:cs/>
           <w:lang w:val="ar_AE" w:bidi="ar_AE"/>
         </w:rPr>
         <w:t xml:space="preserve">؛ </w:t>
@@ -1307,6 +1599,8 @@
       <w:hyperlink r:id="rId58">
         <w:r>
           <w:rPr>
+            <w:rtl/>
+            <w:cs/>
             <w:lang w:val="ar_AE" w:bidi="ar_AE"/>
           </w:rPr>
           <w:rPr>
@@ -1318,6 +1612,8 @@
       </w:hyperlink>
       <w:r>
         <w:rPr>
+          <w:rtl/>
+          <w:cs/>
           <w:lang w:val="ar_AE" w:bidi="ar_AE"/>
         </w:rPr>
         <w:t xml:space="preserve">؛ </w:t>
@@ -1325,6 +1621,8 @@
       <w:hyperlink r:id="rId59">
         <w:r>
           <w:rPr>
+            <w:rtl/>
+            <w:cs/>
             <w:lang w:val="ar_AE" w:bidi="ar_AE"/>
           </w:rPr>
           <w:rPr>
@@ -1336,6 +1634,8 @@
       </w:hyperlink>
       <w:r>
         <w:rPr>
+          <w:rtl/>
+          <w:cs/>
           <w:lang w:val="ar_AE" w:bidi="ar_AE"/>
         </w:rPr>
         <w:t xml:space="preserve">؛ </w:t>
@@ -1343,6 +1643,8 @@
       <w:hyperlink r:id="rId60">
         <w:r>
           <w:rPr>
+            <w:rtl/>
+            <w:cs/>
             <w:lang w:val="ar_AE" w:bidi="ar_AE"/>
           </w:rPr>
           <w:rPr>
@@ -1354,6 +1656,8 @@
       </w:hyperlink>
       <w:r>
         <w:rPr>
+          <w:rtl/>
+          <w:cs/>
           <w:lang w:val="ar_AE" w:bidi="ar_AE"/>
         </w:rPr>
         <w:t xml:space="preserve">؛ </w:t>
@@ -1361,6 +1665,8 @@
       <w:hyperlink r:id="rId55">
         <w:r>
           <w:rPr>
+            <w:rtl/>
+            <w:cs/>
             <w:lang w:val="ar_AE" w:bidi="ar_AE"/>
           </w:rPr>
           <w:rPr>
@@ -1372,6 +1678,8 @@
       </w:hyperlink>
       <w:r>
         <w:rPr>
+          <w:rtl/>
+          <w:cs/>
           <w:lang w:val="ar_AE" w:bidi="ar_AE"/>
         </w:rPr>
         <w:t>).</w:t>
@@ -1383,11 +1691,15 @@
       </w:pPr>
       <w:r>
         <w:rPr>
-          <w:lang w:val="ar_AE" w:bidi="ar_AE"/>
-        </w:rPr>
-      </w:r>
-      <w:r>
-        <w:rPr>
+          <w:rtl/>
+          <w:cs/>
+          <w:lang w:val="ar_AE" w:bidi="ar_AE"/>
+        </w:rPr>
+      </w:r>
+      <w:r>
+        <w:rPr>
+          <w:rtl/>
+          <w:cs/>
           <w:lang w:val="ar_AE" w:bidi="ar_AE"/>
         </w:rPr>
         <w:t xml:space="preserve">ثمة نقاش جاد حول ما إذا كان إنجيل متَّى جاء من مجتمع كان ما زال في اليهودية، أم من مجتمع كان بالفعل خارج اليهودية. بعبارة أخرى، هل كان مجتمع متَّى المسيحي انفصلَ عن اليهودية، أم كان ما زال جزءًا من اليهودية؟ أو هل كُتبَ إنجيل متَّى لجمهور عام أكثر من مجتمع بعينه؟ كانت المسيحية الأولى متنوعة؛ بعض القادة المسيحيين مثل يعقوب كانت لهم علاقات بالمجتمعات اليهودية. في معرض مناقشتهم لهذا السؤال، يفحص علماء الكتاب المقدَّس هذه المقاطع: </w:t>
@@ -1395,6 +1707,8 @@
       <w:hyperlink r:id="rId56">
         <w:r>
           <w:rPr>
+            <w:rtl/>
+            <w:cs/>
             <w:lang w:val="ar_AE" w:bidi="ar_AE"/>
           </w:rPr>
           <w:rPr>
@@ -1406,6 +1720,8 @@
       </w:hyperlink>
       <w:r>
         <w:rPr>
+          <w:rtl/>
+          <w:cs/>
           <w:lang w:val="ar_AE" w:bidi="ar_AE"/>
         </w:rPr>
         <w:t xml:space="preserve">؛ </w:t>
@@ -1413,6 +1729,8 @@
       <w:hyperlink r:id="rId58">
         <w:r>
           <w:rPr>
+            <w:rtl/>
+            <w:cs/>
             <w:lang w:val="ar_AE" w:bidi="ar_AE"/>
           </w:rPr>
           <w:rPr>
@@ -1424,6 +1742,8 @@
       </w:hyperlink>
       <w:r>
         <w:rPr>
+          <w:rtl/>
+          <w:cs/>
           <w:lang w:val="ar_AE" w:bidi="ar_AE"/>
         </w:rPr>
         <w:t xml:space="preserve">؛ </w:t>
@@ -1431,6 +1751,8 @@
       <w:hyperlink r:id="rId59">
         <w:r>
           <w:rPr>
+            <w:rtl/>
+            <w:cs/>
             <w:lang w:val="ar_AE" w:bidi="ar_AE"/>
           </w:rPr>
           <w:rPr>
@@ -1442,6 +1764,8 @@
       </w:hyperlink>
       <w:r>
         <w:rPr>
+          <w:rtl/>
+          <w:cs/>
           <w:lang w:val="ar_AE" w:bidi="ar_AE"/>
         </w:rPr>
         <w:t xml:space="preserve">؛ </w:t>
@@ -1449,6 +1773,8 @@
       <w:hyperlink r:id="rId61">
         <w:r>
           <w:rPr>
+            <w:rtl/>
+            <w:cs/>
             <w:lang w:val="ar_AE" w:bidi="ar_AE"/>
           </w:rPr>
           <w:rPr>
@@ -1460,6 +1786,8 @@
       </w:hyperlink>
       <w:r>
         <w:rPr>
+          <w:rtl/>
+          <w:cs/>
           <w:lang w:val="ar_AE" w:bidi="ar_AE"/>
         </w:rPr>
         <w:t xml:space="preserve">؛ </w:t>
@@ -1467,6 +1795,8 @@
       <w:hyperlink r:id="rId60">
         <w:r>
           <w:rPr>
+            <w:rtl/>
+            <w:cs/>
             <w:lang w:val="ar_AE" w:bidi="ar_AE"/>
           </w:rPr>
           <w:rPr>
@@ -1478,6 +1808,8 @@
       </w:hyperlink>
       <w:r>
         <w:rPr>
+          <w:rtl/>
+          <w:cs/>
           <w:lang w:val="ar_AE" w:bidi="ar_AE"/>
         </w:rPr>
         <w:t xml:space="preserve">؛ </w:t>
@@ -1485,6 +1817,8 @@
       <w:hyperlink r:id="rId62">
         <w:r>
           <w:rPr>
+            <w:rtl/>
+            <w:cs/>
             <w:lang w:val="ar_AE" w:bidi="ar_AE"/>
           </w:rPr>
           <w:rPr>
@@ -1496,6 +1830,8 @@
       </w:hyperlink>
       <w:r>
         <w:rPr>
+          <w:rtl/>
+          <w:cs/>
           <w:lang w:val="ar_AE" w:bidi="ar_AE"/>
         </w:rPr>
         <w:t xml:space="preserve">؛ </w:t>
@@ -1503,6 +1839,8 @@
       <w:hyperlink r:id="rId63">
         <w:r>
           <w:rPr>
+            <w:rtl/>
+            <w:cs/>
             <w:lang w:val="ar_AE" w:bidi="ar_AE"/>
           </w:rPr>
           <w:rPr>
@@ -1514,6 +1852,8 @@
       </w:hyperlink>
       <w:r>
         <w:rPr>
+          <w:rtl/>
+          <w:cs/>
           <w:lang w:val="ar_AE" w:bidi="ar_AE"/>
         </w:rPr>
         <w:t xml:space="preserve">؛ </w:t>
@@ -1521,6 +1861,8 @@
       <w:hyperlink r:id="rId53">
         <w:r>
           <w:rPr>
+            <w:rtl/>
+            <w:cs/>
             <w:lang w:val="ar_AE" w:bidi="ar_AE"/>
           </w:rPr>
           <w:rPr>
@@ -1532,6 +1874,8 @@
       </w:hyperlink>
       <w:r>
         <w:rPr>
+          <w:rtl/>
+          <w:cs/>
           <w:lang w:val="ar_AE" w:bidi="ar_AE"/>
         </w:rPr>
         <w:t xml:space="preserve">؛ </w:t>
@@ -1539,6 +1883,8 @@
       <w:hyperlink r:id="rId64">
         <w:r>
           <w:rPr>
+            <w:rtl/>
+            <w:cs/>
             <w:lang w:val="ar_AE" w:bidi="ar_AE"/>
           </w:rPr>
           <w:rPr>
@@ -1550,6 +1896,8 @@
       </w:hyperlink>
       <w:r>
         <w:rPr>
+          <w:rtl/>
+          <w:cs/>
           <w:lang w:val="ar_AE" w:bidi="ar_AE"/>
         </w:rPr>
         <w:t xml:space="preserve">؛ </w:t>
@@ -1557,6 +1905,8 @@
       <w:hyperlink r:id="rId21">
         <w:r>
           <w:rPr>
+            <w:rtl/>
+            <w:cs/>
             <w:lang w:val="ar_AE" w:bidi="ar_AE"/>
           </w:rPr>
           <w:rPr>
@@ -1568,6 +1918,8 @@
       </w:hyperlink>
       <w:r>
         <w:rPr>
+          <w:rtl/>
+          <w:cs/>
           <w:lang w:val="ar_AE" w:bidi="ar_AE"/>
         </w:rPr>
         <w:t>‎.</w:t>
@@ -1580,6 +1932,8 @@
       </w:pPr>
       <w:r>
         <w:rPr>
+          <w:rtl/>
+          <w:cs/>
           <w:lang w:val="ar_AE" w:bidi="ar_AE"/>
         </w:rPr>
         <w:t>التاريخ والموقع</w:t>
@@ -1591,11 +1945,15 @@
       </w:pPr>
       <w:r>
         <w:rPr>
-          <w:lang w:val="ar_AE" w:bidi="ar_AE"/>
-        </w:rPr>
-      </w:r>
-      <w:r>
-        <w:rPr>
+          <w:rtl/>
+          <w:cs/>
+          <w:lang w:val="ar_AE" w:bidi="ar_AE"/>
+        </w:rPr>
+      </w:r>
+      <w:r>
+        <w:rPr>
+          <w:rtl/>
+          <w:cs/>
           <w:lang w:val="ar_AE" w:bidi="ar_AE"/>
         </w:rPr>
         <w:t>ربما كُتب إنجيل متَّى في وقت ما بين 65 و80 بعد الميلاد. أولئك الذين يزعمون أن متَّى استخدَم إنجيل مرقس مصدرًا، عادة ما يؤرخون لمتَّى بعد 70 بعد الميلاد؛ أما أولئك الذين يزعمون استقلاليته فيميلون إلى تأريخه في وقت أبكر من ذلك. والبعض اقترح أن إنجيل متَّى كُتب في الخمسينيات من القرن الأول الميلاد ويعتقد كثيرون اليوم أن متَّى كُتب في أنطاكية في سوريا، وهو أمر أكثر احتمالًا من أي مكان آخر مقترح‎.</w:t>
@@ -1608,6 +1966,8 @@
       </w:pPr>
       <w:r>
         <w:rPr>
+          <w:rtl/>
+          <w:cs/>
           <w:lang w:val="ar_AE" w:bidi="ar_AE"/>
         </w:rPr>
         <w:t>المعنى والرسالة</w:t>
@@ -1619,11 +1979,15 @@
       </w:pPr>
       <w:r>
         <w:rPr>
-          <w:lang w:val="ar_AE" w:bidi="ar_AE"/>
-        </w:rPr>
-      </w:r>
-      <w:r>
-        <w:rPr>
+          <w:rtl/>
+          <w:cs/>
+          <w:lang w:val="ar_AE" w:bidi="ar_AE"/>
+        </w:rPr>
+      </w:r>
+      <w:r>
+        <w:rPr>
+          <w:rtl/>
+          <w:cs/>
           <w:lang w:val="ar_AE" w:bidi="ar_AE"/>
         </w:rPr>
         <w:t>رسالة متَّى أن الرب يسوع يتمِّم إيمان إسرائيل القديم ورجاء العهد القديم: في يسوع، أتى المسيَّا ويوم الرب‎.</w:t>
@@ -1635,11 +1999,15 @@
       </w:pPr>
       <w:r>
         <w:rPr>
-          <w:lang w:val="ar_AE" w:bidi="ar_AE"/>
-        </w:rPr>
-      </w:r>
-      <w:r>
-        <w:rPr>
+          <w:rtl/>
+          <w:cs/>
+          <w:lang w:val="ar_AE" w:bidi="ar_AE"/>
+        </w:rPr>
+      </w:r>
+      <w:r>
+        <w:rPr>
+          <w:rtl/>
+          <w:cs/>
           <w:lang w:val="ar_AE" w:bidi="ar_AE"/>
         </w:rPr>
         <w:t>يتبَع بعض الناس الرب يسوع. كان هؤلاء التلاميذ باتباع تعليمات الرب يسوع يبشِّرون العالَم الروماني ويبنون مجتمعًا (الكنيسة) يشمَل كلًا من اليهود والأمم. عامة، يَرفُض شعب إسرائيل اتباع المسيَّا المُنتظَر، ويحذِّرهم الرب يسوع من أنهم سيُدانون من الله (</w:t>
@@ -1647,6 +2015,8 @@
       <w:hyperlink r:id="rId29">
         <w:r>
           <w:rPr>
+            <w:rtl/>
+            <w:cs/>
             <w:lang w:val="ar_AE" w:bidi="ar_AE"/>
           </w:rPr>
           <w:rPr>
@@ -1658,6 +2028,8 @@
       </w:hyperlink>
       <w:r>
         <w:rPr>
+          <w:rtl/>
+          <w:cs/>
           <w:lang w:val="ar_AE" w:bidi="ar_AE"/>
         </w:rPr>
         <w:t>) ما لم يتوبوا‎.</w:t>
@@ -1669,11 +2041,15 @@
       </w:pPr>
       <w:r>
         <w:rPr>
-          <w:lang w:val="ar_AE" w:bidi="ar_AE"/>
-        </w:rPr>
-      </w:r>
-      <w:r>
-        <w:rPr>
+          <w:rtl/>
+          <w:cs/>
+          <w:lang w:val="ar_AE" w:bidi="ar_AE"/>
+        </w:rPr>
+      </w:r>
+      <w:r>
+        <w:rPr>
+          <w:rtl/>
+          <w:cs/>
           <w:lang w:val="ar_AE" w:bidi="ar_AE"/>
         </w:rPr>
         <w:t>يتميَّز إنجيل متَّى بتقديمه للرب يسوع باعتباره المسيَّا والمعلِّم، وتأكيده على ملكوت السموات، ودعوته القوية للتلمذة، ونمطه الثابت لتتميم العهد القديم، وانتقاده للقادة الدينيين اليهود، ونظرَته العالمية التي تشمَل غير اليهود في الملكوت.</w:t>
@@ -1685,11 +2061,15 @@
       </w:pPr>
       <w:r>
         <w:rPr>
-          <w:lang w:val="ar_AE" w:bidi="ar_AE"/>
-        </w:rPr>
-      </w:r>
-      <w:r>
-        <w:rPr>
+          <w:rtl/>
+          <w:cs/>
+          <w:lang w:val="ar_AE" w:bidi="ar_AE"/>
+        </w:rPr>
+      </w:r>
+      <w:r>
+        <w:rPr>
+          <w:rtl/>
+          <w:cs/>
           <w:lang w:val="ar_AE" w:bidi="ar_AE"/>
         </w:rPr>
         <w:t>المسيَّا (المسيح). يؤكِّد متَّى أنَّ الرب يسوع هو المسيَّا (المسيح) (</w:t>
@@ -1697,6 +2077,8 @@
       <w:hyperlink r:id="rId65">
         <w:r>
           <w:rPr>
+            <w:rtl/>
+            <w:cs/>
             <w:lang w:val="ar_AE" w:bidi="ar_AE"/>
           </w:rPr>
           <w:rPr>
@@ -1708,6 +2090,8 @@
       </w:hyperlink>
       <w:r>
         <w:rPr>
+          <w:rtl/>
+          <w:cs/>
           <w:lang w:val="ar_AE" w:bidi="ar_AE"/>
         </w:rPr>
         <w:t xml:space="preserve">، </w:t>
@@ -1715,6 +2099,8 @@
       <w:hyperlink r:id="rId66">
         <w:r>
           <w:rPr>
+            <w:rtl/>
+            <w:cs/>
             <w:lang w:val="ar_AE" w:bidi="ar_AE"/>
           </w:rPr>
           <w:rPr>
@@ -1726,6 +2112,8 @@
       </w:hyperlink>
       <w:r>
         <w:rPr>
+          <w:rtl/>
+          <w:cs/>
           <w:lang w:val="ar_AE" w:bidi="ar_AE"/>
         </w:rPr>
         <w:t xml:space="preserve">؛ </w:t>
@@ -1733,6 +2121,8 @@
       <w:hyperlink r:id="rId67">
         <w:r>
           <w:rPr>
+            <w:rtl/>
+            <w:cs/>
             <w:lang w:val="ar_AE" w:bidi="ar_AE"/>
           </w:rPr>
           <w:rPr>
@@ -1744,6 +2134,8 @@
       </w:hyperlink>
       <w:r>
         <w:rPr>
+          <w:rtl/>
+          <w:cs/>
           <w:lang w:val="ar_AE" w:bidi="ar_AE"/>
         </w:rPr>
         <w:t xml:space="preserve">؛ </w:t>
@@ -1751,6 +2143,8 @@
       <w:hyperlink r:id="rId68">
         <w:r>
           <w:rPr>
+            <w:rtl/>
+            <w:cs/>
             <w:lang w:val="ar_AE" w:bidi="ar_AE"/>
           </w:rPr>
           <w:rPr>
@@ -1762,6 +2156,8 @@
       </w:hyperlink>
       <w:r>
         <w:rPr>
+          <w:rtl/>
+          <w:cs/>
           <w:lang w:val="ar_AE" w:bidi="ar_AE"/>
         </w:rPr>
         <w:t xml:space="preserve">، </w:t>
@@ -1769,6 +2165,8 @@
       <w:hyperlink r:id="rId69">
         <w:r>
           <w:rPr>
+            <w:rtl/>
+            <w:cs/>
             <w:lang w:val="ar_AE" w:bidi="ar_AE"/>
           </w:rPr>
           <w:rPr>
@@ -1780,6 +2178,8 @@
       </w:hyperlink>
       <w:r>
         <w:rPr>
+          <w:rtl/>
+          <w:cs/>
           <w:lang w:val="ar_AE" w:bidi="ar_AE"/>
         </w:rPr>
         <w:t xml:space="preserve">؛ </w:t>
@@ -1787,6 +2187,8 @@
       <w:hyperlink r:id="rId70">
         <w:r>
           <w:rPr>
+            <w:rtl/>
+            <w:cs/>
             <w:lang w:val="ar_AE" w:bidi="ar_AE"/>
           </w:rPr>
           <w:rPr>
@@ -1798,6 +2200,8 @@
       </w:hyperlink>
       <w:r>
         <w:rPr>
+          <w:rtl/>
+          <w:cs/>
           <w:lang w:val="ar_AE" w:bidi="ar_AE"/>
         </w:rPr>
         <w:t>). ويركِّز على الرب يسوع باعتباره تتميمًا لنبوات العهد القديم، ولكن ليس بالطريقة التي توقعها معاصروه من اليهود. بالنسبة لمتَّى، من الواضح أن الرب يسوع هو ابن الله، المولود من مريم العذراء ليجلِب الخلاص لشعبه (</w:t>
@@ -1805,6 +2209,8 @@
       <w:hyperlink r:id="rId71">
         <w:r>
           <w:rPr>
+            <w:rtl/>
+            <w:cs/>
             <w:lang w:val="ar_AE" w:bidi="ar_AE"/>
           </w:rPr>
           <w:rPr>
@@ -1816,6 +2222,8 @@
       </w:hyperlink>
       <w:r>
         <w:rPr>
+          <w:rtl/>
+          <w:cs/>
           <w:lang w:val="ar_AE" w:bidi="ar_AE"/>
         </w:rPr>
         <w:t>). باختصار، الرب يسوع هو "عمانوئيل ‎‘‎الذي تفسيره الله معنا‎’‎" (</w:t>
@@ -1823,6 +2231,8 @@
       <w:hyperlink r:id="rId72">
         <w:r>
           <w:rPr>
+            <w:rtl/>
+            <w:cs/>
             <w:lang w:val="ar_AE" w:bidi="ar_AE"/>
           </w:rPr>
           <w:rPr>
@@ -1834,6 +2244,8 @@
       </w:hyperlink>
       <w:r>
         <w:rPr>
+          <w:rtl/>
+          <w:cs/>
           <w:lang w:val="ar_AE" w:bidi="ar_AE"/>
         </w:rPr>
         <w:t xml:space="preserve">؛ </w:t>
@@ -1841,6 +2253,8 @@
       <w:hyperlink r:id="rId73">
         <w:r>
           <w:rPr>
+            <w:rtl/>
+            <w:cs/>
             <w:lang w:val="ar_AE" w:bidi="ar_AE"/>
           </w:rPr>
           <w:rPr>
@@ -1852,6 +2266,8 @@
       </w:hyperlink>
       <w:r>
         <w:rPr>
+          <w:rtl/>
+          <w:cs/>
           <w:lang w:val="ar_AE" w:bidi="ar_AE"/>
         </w:rPr>
         <w:t>).</w:t>
@@ -1863,11 +2279,15 @@
       </w:pPr>
       <w:r>
         <w:rPr>
-          <w:lang w:val="ar_AE" w:bidi="ar_AE"/>
-        </w:rPr>
-      </w:r>
-      <w:r>
-        <w:rPr>
+          <w:rtl/>
+          <w:cs/>
+          <w:lang w:val="ar_AE" w:bidi="ar_AE"/>
+        </w:rPr>
+      </w:r>
+      <w:r>
+        <w:rPr>
+          <w:rtl/>
+          <w:cs/>
           <w:lang w:val="ar_AE" w:bidi="ar_AE"/>
         </w:rPr>
         <w:t>ملكوت السموات. تمثِّل عبارة "ملكوت السموات"، التي استخدمها متَّى ثلاثين مرة، أسلوبًا يهوديًا مُلتفًا لقول "ملكوت الله". يستخدِم متَّى هذا المصطلح للإشارة إلى (۱) حكم الله غير المرئي، ولكن الحاضر على الأرض في العمل الخلاصي الذي عمله الرب يسوع المسيح؛ (٢) تتميم وعود العهد القديم (</w:t>
@@ -1875,6 +2295,8 @@
       <w:hyperlink r:id="rId36">
         <w:r>
           <w:rPr>
+            <w:rtl/>
+            <w:cs/>
             <w:lang w:val="ar_AE" w:bidi="ar_AE"/>
           </w:rPr>
           <w:rPr>
@@ -1886,6 +2308,8 @@
       </w:hyperlink>
       <w:r>
         <w:rPr>
+          <w:rtl/>
+          <w:cs/>
           <w:lang w:val="ar_AE" w:bidi="ar_AE"/>
         </w:rPr>
         <w:t xml:space="preserve">؛ </w:t>
@@ -1893,6 +2317,8 @@
       <w:hyperlink r:id="rId74">
         <w:r>
           <w:rPr>
+            <w:rtl/>
+            <w:cs/>
             <w:lang w:val="ar_AE" w:bidi="ar_AE"/>
           </w:rPr>
           <w:rPr>
@@ -1904,6 +2330,8 @@
       </w:hyperlink>
       <w:r>
         <w:rPr>
+          <w:rtl/>
+          <w:cs/>
           <w:lang w:val="ar_AE" w:bidi="ar_AE"/>
         </w:rPr>
         <w:t>)؛ (3) عمل الله الخلاصي، وفي الأغلب بسبُل هادئة ومتواضعة (</w:t>
@@ -1911,6 +2339,8 @@
       <w:hyperlink r:id="rId75">
         <w:r>
           <w:rPr>
+            <w:rtl/>
+            <w:cs/>
             <w:lang w:val="ar_AE" w:bidi="ar_AE"/>
           </w:rPr>
           <w:rPr>
@@ -1922,6 +2352,8 @@
       </w:hyperlink>
       <w:r>
         <w:rPr>
+          <w:rtl/>
+          <w:cs/>
           <w:lang w:val="ar_AE" w:bidi="ar_AE"/>
         </w:rPr>
         <w:t xml:space="preserve">؛ </w:t>
@@ -1929,6 +2361,8 @@
       <w:hyperlink r:id="rId76">
         <w:r>
           <w:rPr>
+            <w:rtl/>
+            <w:cs/>
             <w:lang w:val="ar_AE" w:bidi="ar_AE"/>
           </w:rPr>
           <w:rPr>
@@ -1940,6 +2374,8 @@
       </w:hyperlink>
       <w:r>
         <w:rPr>
+          <w:rtl/>
+          <w:cs/>
           <w:lang w:val="ar_AE" w:bidi="ar_AE"/>
         </w:rPr>
         <w:t xml:space="preserve">، </w:t>
@@ -1947,6 +2383,8 @@
       <w:hyperlink r:id="rId77">
         <w:r>
           <w:rPr>
+            <w:rtl/>
+            <w:cs/>
             <w:lang w:val="ar_AE" w:bidi="ar_AE"/>
           </w:rPr>
           <w:rPr>
@@ -1958,6 +2396,8 @@
       </w:hyperlink>
       <w:r>
         <w:rPr>
+          <w:rtl/>
+          <w:cs/>
           <w:lang w:val="ar_AE" w:bidi="ar_AE"/>
         </w:rPr>
         <w:t>)؛ (4) قوة عمل الله وسلطانه (</w:t>
@@ -1965,6 +2405,8 @@
       <w:hyperlink r:id="rId78">
         <w:r>
           <w:rPr>
+            <w:rtl/>
+            <w:cs/>
             <w:lang w:val="ar_AE" w:bidi="ar_AE"/>
           </w:rPr>
           <w:rPr>
@@ -1976,6 +2418,8 @@
       </w:hyperlink>
       <w:r>
         <w:rPr>
+          <w:rtl/>
+          <w:cs/>
           <w:lang w:val="ar_AE" w:bidi="ar_AE"/>
         </w:rPr>
         <w:t xml:space="preserve">، </w:t>
@@ -1983,6 +2427,8 @@
       <w:hyperlink r:id="rId79">
         <w:r>
           <w:rPr>
+            <w:rtl/>
+            <w:cs/>
             <w:lang w:val="ar_AE" w:bidi="ar_AE"/>
           </w:rPr>
           <w:rPr>
@@ -1994,6 +2440,8 @@
       </w:hyperlink>
       <w:r>
         <w:rPr>
+          <w:rtl/>
+          <w:cs/>
           <w:lang w:val="ar_AE" w:bidi="ar_AE"/>
         </w:rPr>
         <w:t xml:space="preserve">؛ </w:t>
@@ -2001,6 +2449,8 @@
       <w:hyperlink r:id="rId80">
         <w:r>
           <w:rPr>
+            <w:rtl/>
+            <w:cs/>
             <w:lang w:val="ar_AE" w:bidi="ar_AE"/>
           </w:rPr>
           <w:rPr>
@@ -2012,6 +2462,8 @@
       </w:hyperlink>
       <w:r>
         <w:rPr>
+          <w:rtl/>
+          <w:cs/>
           <w:lang w:val="ar_AE" w:bidi="ar_AE"/>
         </w:rPr>
         <w:t>)؛ (5) مجيء الملكوت خلال "جيل" (</w:t>
@@ -2019,6 +2471,8 @@
       <w:hyperlink r:id="rId81">
         <w:r>
           <w:rPr>
+            <w:rtl/>
+            <w:cs/>
             <w:lang w:val="ar_AE" w:bidi="ar_AE"/>
           </w:rPr>
           <w:rPr>
@@ -2030,6 +2484,8 @@
       </w:hyperlink>
       <w:r>
         <w:rPr>
+          <w:rtl/>
+          <w:cs/>
           <w:lang w:val="ar_AE" w:bidi="ar_AE"/>
         </w:rPr>
         <w:t xml:space="preserve">؛ </w:t>
@@ -2037,6 +2493,8 @@
       <w:hyperlink r:id="rId82">
         <w:r>
           <w:rPr>
+            <w:rtl/>
+            <w:cs/>
             <w:lang w:val="ar_AE" w:bidi="ar_AE"/>
           </w:rPr>
           <w:rPr>
@@ -2048,6 +2506,8 @@
       </w:hyperlink>
       <w:r>
         <w:rPr>
+          <w:rtl/>
+          <w:cs/>
           <w:lang w:val="ar_AE" w:bidi="ar_AE"/>
         </w:rPr>
         <w:t xml:space="preserve">؛ </w:t>
@@ -2055,6 +2515,8 @@
       <w:hyperlink r:id="rId83">
         <w:r>
           <w:rPr>
+            <w:rtl/>
+            <w:cs/>
             <w:lang w:val="ar_AE" w:bidi="ar_AE"/>
           </w:rPr>
           <w:rPr>
@@ -2066,6 +2528,8 @@
       </w:hyperlink>
       <w:r>
         <w:rPr>
+          <w:rtl/>
+          <w:cs/>
           <w:lang w:val="ar_AE" w:bidi="ar_AE"/>
         </w:rPr>
         <w:t>)؛ (6) دينونة الله الأخيرة (</w:t>
@@ -2073,6 +2537,8 @@
       <w:hyperlink r:id="rId84">
         <w:r>
           <w:rPr>
+            <w:rtl/>
+            <w:cs/>
             <w:lang w:val="ar_AE" w:bidi="ar_AE"/>
           </w:rPr>
           <w:rPr>
@@ -2084,6 +2550,8 @@
       </w:hyperlink>
       <w:r>
         <w:rPr>
+          <w:rtl/>
+          <w:cs/>
           <w:lang w:val="ar_AE" w:bidi="ar_AE"/>
         </w:rPr>
         <w:t>)؛ (٧) الشركة الكاملة لكل شعب الله المقدَّس مع الآب (</w:t>
@@ -2091,6 +2559,8 @@
       <w:hyperlink r:id="rId85">
         <w:r>
           <w:rPr>
+            <w:rtl/>
+            <w:cs/>
             <w:lang w:val="ar_AE" w:bidi="ar_AE"/>
           </w:rPr>
           <w:rPr>
@@ -2102,6 +2572,8 @@
       </w:hyperlink>
       <w:r>
         <w:rPr>
+          <w:rtl/>
+          <w:cs/>
           <w:lang w:val="ar_AE" w:bidi="ar_AE"/>
         </w:rPr>
         <w:t xml:space="preserve">؛ </w:t>
@@ -2109,6 +2581,8 @@
       <w:hyperlink r:id="rId86">
         <w:r>
           <w:rPr>
+            <w:rtl/>
+            <w:cs/>
             <w:lang w:val="ar_AE" w:bidi="ar_AE"/>
           </w:rPr>
           <w:rPr>
@@ -2120,6 +2594,8 @@
       </w:hyperlink>
       <w:r>
         <w:rPr>
+          <w:rtl/>
+          <w:cs/>
           <w:lang w:val="ar_AE" w:bidi="ar_AE"/>
         </w:rPr>
         <w:t xml:space="preserve">؛ </w:t>
@@ -2127,6 +2603,8 @@
       <w:hyperlink r:id="rId87">
         <w:r>
           <w:rPr>
+            <w:rtl/>
+            <w:cs/>
             <w:lang w:val="ar_AE" w:bidi="ar_AE"/>
           </w:rPr>
           <w:rPr>
@@ -2138,6 +2616,8 @@
       </w:hyperlink>
       <w:r>
         <w:rPr>
+          <w:rtl/>
+          <w:cs/>
           <w:lang w:val="ar_AE" w:bidi="ar_AE"/>
         </w:rPr>
         <w:t xml:space="preserve">؛ </w:t>
@@ -2145,6 +2625,8 @@
       <w:hyperlink r:id="rId88">
         <w:r>
           <w:rPr>
+            <w:rtl/>
+            <w:cs/>
             <w:lang w:val="ar_AE" w:bidi="ar_AE"/>
           </w:rPr>
           <w:rPr>
@@ -2156,6 +2638,8 @@
       </w:hyperlink>
       <w:r>
         <w:rPr>
+          <w:rtl/>
+          <w:cs/>
           <w:lang w:val="ar_AE" w:bidi="ar_AE"/>
         </w:rPr>
         <w:t>). يُظهر ملكوت السموات ملكوت الله الكامل في الرب يسوع المسيح بين شعبه، بدءًا من الكنيسة ومتمَّمًا في ملكوت المجد والشركة الأبدي.</w:t>
@@ -2167,11 +2651,15 @@
       </w:pPr>
       <w:r>
         <w:rPr>
-          <w:lang w:val="ar_AE" w:bidi="ar_AE"/>
-        </w:rPr>
-      </w:r>
-      <w:r>
-        <w:rPr>
+          <w:rtl/>
+          <w:cs/>
+          <w:lang w:val="ar_AE" w:bidi="ar_AE"/>
+        </w:rPr>
+      </w:r>
+      <w:r>
+        <w:rPr>
+          <w:rtl/>
+          <w:cs/>
           <w:lang w:val="ar_AE" w:bidi="ar_AE"/>
         </w:rPr>
         <w:t>التلمذة. يشدد إنجيل متَّى على دعوة الرب يسوع للرجال والنساء إلى المعمودية، واتباعه كتلاميذ، وطاعة تعاليمه (</w:t>
@@ -2179,6 +2667,8 @@
       <w:hyperlink r:id="rId73">
         <w:r>
           <w:rPr>
+            <w:rtl/>
+            <w:cs/>
             <w:lang w:val="ar_AE" w:bidi="ar_AE"/>
           </w:rPr>
           <w:rPr>
@@ -2190,6 +2680,8 @@
       </w:hyperlink>
       <w:r>
         <w:rPr>
+          <w:rtl/>
+          <w:cs/>
           <w:lang w:val="ar_AE" w:bidi="ar_AE"/>
         </w:rPr>
         <w:t>)، والتمتع بالشركة معه. لقد لخَّص الرب يسوع متطلبات التلمذة في عظته على الجبل (</w:t>
@@ -2197,6 +2689,8 @@
       <w:hyperlink r:id="rId16">
         <w:r>
           <w:rPr>
+            <w:rtl/>
+            <w:cs/>
             <w:lang w:val="ar_AE" w:bidi="ar_AE"/>
           </w:rPr>
           <w:rPr>
@@ -2208,6 +2702,8 @@
       </w:hyperlink>
       <w:r>
         <w:rPr>
+          <w:rtl/>
+          <w:cs/>
           <w:lang w:val="ar_AE" w:bidi="ar_AE"/>
         </w:rPr>
         <w:t xml:space="preserve">)، وهذا الموضوع يتكرَّر في متَّى (على سبيل المثال، </w:t>
@@ -2215,6 +2711,8 @@
       <w:hyperlink r:id="rId26">
         <w:r>
           <w:rPr>
+            <w:rtl/>
+            <w:cs/>
             <w:lang w:val="ar_AE" w:bidi="ar_AE"/>
           </w:rPr>
           <w:rPr>
@@ -2226,6 +2724,8 @@
       </w:hyperlink>
       <w:r>
         <w:rPr>
+          <w:rtl/>
+          <w:cs/>
           <w:lang w:val="ar_AE" w:bidi="ar_AE"/>
         </w:rPr>
         <w:t xml:space="preserve">؛ </w:t>
@@ -2233,6 +2733,8 @@
       <w:hyperlink r:id="rId89">
         <w:r>
           <w:rPr>
+            <w:rtl/>
+            <w:cs/>
             <w:lang w:val="ar_AE" w:bidi="ar_AE"/>
           </w:rPr>
           <w:rPr>
@@ -2244,6 +2746,8 @@
       </w:hyperlink>
       <w:r>
         <w:rPr>
+          <w:rtl/>
+          <w:cs/>
           <w:lang w:val="ar_AE" w:bidi="ar_AE"/>
         </w:rPr>
         <w:t xml:space="preserve">). يُظهر متى التلاميذ وهم ينتصرون على عثراتهم بمعونة المسيح (انظر </w:t>
@@ -2251,6 +2755,8 @@
       <w:hyperlink r:id="rId90">
         <w:r>
           <w:rPr>
+            <w:rtl/>
+            <w:cs/>
             <w:lang w:val="ar_AE" w:bidi="ar_AE"/>
           </w:rPr>
           <w:rPr>
@@ -2262,6 +2768,8 @@
       </w:hyperlink>
       <w:r>
         <w:rPr>
+          <w:rtl/>
+          <w:cs/>
           <w:lang w:val="ar_AE" w:bidi="ar_AE"/>
         </w:rPr>
         <w:t xml:space="preserve">؛ </w:t>
@@ -2269,6 +2777,8 @@
       <w:hyperlink r:id="rId91">
         <w:r>
           <w:rPr>
+            <w:rtl/>
+            <w:cs/>
             <w:lang w:val="ar_AE" w:bidi="ar_AE"/>
           </w:rPr>
           <w:rPr>
@@ -2280,6 +2790,8 @@
       </w:hyperlink>
       <w:r>
         <w:rPr>
+          <w:rtl/>
+          <w:cs/>
           <w:lang w:val="ar_AE" w:bidi="ar_AE"/>
         </w:rPr>
         <w:t>).</w:t>
@@ -2291,11 +2803,15 @@
       </w:pPr>
       <w:r>
         <w:rPr>
-          <w:lang w:val="ar_AE" w:bidi="ar_AE"/>
-        </w:rPr>
-      </w:r>
-      <w:r>
-        <w:rPr>
+          <w:rtl/>
+          <w:cs/>
+          <w:lang w:val="ar_AE" w:bidi="ar_AE"/>
+        </w:rPr>
+      </w:r>
+      <w:r>
+        <w:rPr>
+          <w:rtl/>
+          <w:cs/>
           <w:lang w:val="ar_AE" w:bidi="ar_AE"/>
         </w:rPr>
         <w:t>تتميم العهد القديم. يركِّز إنجيل متَّى، أكثر من بقية الأناجيل، على الرابطة القوية بين توقعات العهد القديم ووعوده، وتتميمها في الرب يسوع. وبأسلوب الشروحات اليهودية، يربط متَّى نصوص العهد القديم بأحداث من حياة الرب يسوع، تتمِّم هذه النصوص، وكثيرًا ما يعقد مقارنات بين العهد القديم والعهد الجديد. يترسخ أسلوب متَّى في الإيمان بأن ما عمله الله مرة في العهد القديم، يعمله مرة أخرى وأخيرًا بالكامل في يسوع المسيَّا.</w:t>
@@ -2307,11 +2823,15 @@
       </w:pPr>
       <w:r>
         <w:rPr>
-          <w:lang w:val="ar_AE" w:bidi="ar_AE"/>
-        </w:rPr>
-      </w:r>
-      <w:r>
-        <w:rPr>
+          <w:rtl/>
+          <w:cs/>
+          <w:lang w:val="ar_AE" w:bidi="ar_AE"/>
+        </w:rPr>
+      </w:r>
+      <w:r>
+        <w:rPr>
+          <w:rtl/>
+          <w:cs/>
           <w:lang w:val="ar_AE" w:bidi="ar_AE"/>
         </w:rPr>
         <w:t xml:space="preserve">الآفاق العالمية. في سِفر يهودي الأسلوب بقوة، من المفاجئ أن نجد تأكيدًا على شمول الأمم في عمل المسيَّا الخلاصي. ويؤكِّد إنجيل متَّى، أكثر من بقية الأناجيل، على أن البشارة للجميع، بمن فيهم الأمم. تضَع هذه الحالة متى على خلاف مع المجتمع اليهودي في تلك الحقبة حيال سؤالين مهمين: من هو شعب الله؟ وما مستقبل أمَّة إسرائيل تُظهر قصص الميلاد أن الله يخلِّص الأمم، وبطول الإنجيل يُصوَّر الأمم بإيجابية. بما أن الله يسود على كل شيء، فمسيحه هو مَلِك الخليقة كلها. مع أن الله عملَ خصيصًا في أمة إسرائيل ومن خلالها (انظر </w:t>
@@ -2319,6 +2839,8 @@
       <w:hyperlink r:id="rId61">
         <w:r>
           <w:rPr>
+            <w:rtl/>
+            <w:cs/>
             <w:lang w:val="ar_AE" w:bidi="ar_AE"/>
           </w:rPr>
           <w:rPr>
@@ -2330,6 +2852,8 @@
       </w:hyperlink>
       <w:r>
         <w:rPr>
+          <w:rtl/>
+          <w:cs/>
           <w:lang w:val="ar_AE" w:bidi="ar_AE"/>
         </w:rPr>
         <w:t xml:space="preserve">؛ </w:t>
@@ -2337,6 +2861,8 @@
       <w:hyperlink r:id="rId92">
         <w:r>
           <w:rPr>
+            <w:rtl/>
+            <w:cs/>
             <w:lang w:val="ar_AE" w:bidi="ar_AE"/>
           </w:rPr>
           <w:rPr>
@@ -2348,6 +2874,8 @@
       </w:hyperlink>
       <w:r>
         <w:rPr>
+          <w:rtl/>
+          <w:cs/>
           <w:lang w:val="ar_AE" w:bidi="ar_AE"/>
         </w:rPr>
         <w:t xml:space="preserve">)، فإن بداية ملكوت السموات تشترك في نعمة الله مع الأمم أيضًا (انظر </w:t>
@@ -2355,6 +2883,8 @@
       <w:hyperlink r:id="rId93">
         <w:r>
           <w:rPr>
+            <w:rtl/>
+            <w:cs/>
             <w:lang w:val="ar_AE" w:bidi="ar_AE"/>
           </w:rPr>
           <w:rPr>
@@ -2366,17 +2896,23 @@
       </w:hyperlink>
       <w:r>
         <w:rPr>
+          <w:rtl/>
+          <w:cs/>
           <w:lang w:val="ar_AE" w:bidi="ar_AE"/>
         </w:rPr>
         <w:t>).</w:t>
       </w:r>
       <w:r>
         <w:rPr>
-          <w:lang w:val="ar_AE" w:bidi="ar_AE"/>
-        </w:rPr>
-      </w:r>
-      <w:r>
-        <w:rPr>
+          <w:rtl/>
+          <w:cs/>
+          <w:lang w:val="ar_AE" w:bidi="ar_AE"/>
+        </w:rPr>
+      </w:r>
+      <w:r>
+        <w:rPr>
+          <w:rtl/>
+          <w:cs/>
           <w:lang w:val="ar_AE" w:bidi="ar_AE"/>
         </w:rPr>
       </w:r>

--- a/arb/docx/40.content.docx
+++ b/arb/docx/40.content.docx
@@ -363,20 +363,14 @@
         </w:rPr>
         <w:t xml:space="preserve">كان المسيحيون الذين يقرؤون إنجيل متَّى أمام تحدٍ ليعيشوا كيهود مسيحيين بين اليهود الذين كانوا ملتزمون تمامًا بالتوراة. وكانت رسالة يعقوب تبكِّت المسيحيين الذين ما زالوا مرتبطين بالمجمع اليهودي (انظر </w:t>
       </w:r>
-      <w:hyperlink r:id="rId13">
-        <w:r>
-          <w:rPr>
-            <w:rtl/>
-            <w:cs/>
-            <w:lang w:val="ar_AE" w:bidi="ar_AE"/>
-          </w:rPr>
-          <w:rPr>
-            <w:color w:val="0000EE"/>
-            <w:u w:val="single"/>
-          </w:rPr>
-          <w:t>يعقوب 2: 1–26</w:t>
-        </w:r>
-      </w:hyperlink>
+      <w:r>
+        <w:rPr>
+          <w:rtl/>
+          <w:cs/>
+          <w:lang w:val="ar_AE" w:bidi="ar_AE"/>
+        </w:rPr>
+        <w:t>يعقوب 2: 1–26</w:t>
+      </w:r>
       <w:r>
         <w:rPr>
           <w:rtl/>
@@ -385,20 +379,14 @@
         </w:rPr>
         <w:t xml:space="preserve">). هنا مسيحية يهودية تظل راسخة في التزامها تجاه المجتمع اليهودي أكثر من التزامها تجاه ربها المجيد (قارن مع </w:t>
       </w:r>
-      <w:hyperlink r:id="rId14">
-        <w:r>
-          <w:rPr>
-            <w:rtl/>
-            <w:cs/>
-            <w:lang w:val="ar_AE" w:bidi="ar_AE"/>
-          </w:rPr>
-          <w:rPr>
-            <w:color w:val="0000EE"/>
-            <w:u w:val="single"/>
-          </w:rPr>
-          <w:t>أعمال الرسل 15: 1–41</w:t>
-        </w:r>
-      </w:hyperlink>
+      <w:r>
+        <w:rPr>
+          <w:rtl/>
+          <w:cs/>
+          <w:lang w:val="ar_AE" w:bidi="ar_AE"/>
+        </w:rPr>
+        <w:t>أعمال الرسل 15: 1–41</w:t>
+      </w:r>
       <w:r>
         <w:rPr>
           <w:rtl/>
@@ -461,20 +449,14 @@
         </w:rPr>
         <w:t>تتبع قصة متَّى الرب يسوع قبل ولادته وحتى بعد موته وقيامته. لقد واجَه الرب يسوع سلسلة من المخاطر المحتملة في طفولته (</w:t>
       </w:r>
-      <w:hyperlink r:id="rId15">
-        <w:r>
-          <w:rPr>
-            <w:rtl/>
-            <w:cs/>
-            <w:lang w:val="ar_AE" w:bidi="ar_AE"/>
-          </w:rPr>
-          <w:rPr>
-            <w:color w:val="0000EE"/>
-            <w:u w:val="single"/>
-          </w:rPr>
-          <w:t>الأصحاح الثاني</w:t>
-        </w:r>
-      </w:hyperlink>
+      <w:r>
+        <w:rPr>
+          <w:rtl/>
+          <w:cs/>
+          <w:lang w:val="ar_AE" w:bidi="ar_AE"/>
+        </w:rPr>
+        <w:t>الأصحاح الثاني</w:t>
+      </w:r>
       <w:r>
         <w:rPr>
           <w:rtl/>
@@ -483,20 +465,14 @@
         </w:rPr>
         <w:t>). وعندما أصبح بالغًا، بدأ مسيرة مهنية قصيرة جدًا، مُعلنًا بِرَّ الله (</w:t>
       </w:r>
-      <w:hyperlink r:id="rId16">
-        <w:r>
-          <w:rPr>
-            <w:rtl/>
-            <w:cs/>
-            <w:lang w:val="ar_AE" w:bidi="ar_AE"/>
-          </w:rPr>
-          <w:rPr>
-            <w:color w:val="0000EE"/>
-            <w:u w:val="single"/>
-          </w:rPr>
-          <w:t>الأصحاحات ٥–۷</w:t>
-        </w:r>
-      </w:hyperlink>
+      <w:r>
+        <w:rPr>
+          <w:rtl/>
+          <w:cs/>
+          <w:lang w:val="ar_AE" w:bidi="ar_AE"/>
+        </w:rPr>
+        <w:t>الأصحاحات ٥–۷</w:t>
+      </w:r>
       <w:r>
         <w:rPr>
           <w:rtl/>
@@ -505,20 +481,14 @@
         </w:rPr>
         <w:t>) وصنَع معجزات مدهشة (</w:t>
       </w:r>
-      <w:hyperlink r:id="rId17">
-        <w:r>
-          <w:rPr>
-            <w:rtl/>
-            <w:cs/>
-            <w:lang w:val="ar_AE" w:bidi="ar_AE"/>
-          </w:rPr>
-          <w:rPr>
-            <w:color w:val="0000EE"/>
-            <w:u w:val="single"/>
-          </w:rPr>
-          <w:t>۸: ۱–۹: ۳٤</w:t>
-        </w:r>
-      </w:hyperlink>
+      <w:r>
+        <w:rPr>
+          <w:rtl/>
+          <w:cs/>
+          <w:lang w:val="ar_AE" w:bidi="ar_AE"/>
+        </w:rPr>
+        <w:t>۸: ۱–۹: ۳٤</w:t>
+      </w:r>
       <w:r>
         <w:rPr>
           <w:rtl/>
@@ -527,20 +497,14 @@
         </w:rPr>
         <w:t>)؛ ووسَّع نطاق خدمته بإرسال اثني عشر رسولًا (</w:t>
       </w:r>
-      <w:hyperlink r:id="rId18">
-        <w:r>
-          <w:rPr>
-            <w:rtl/>
-            <w:cs/>
-            <w:lang w:val="ar_AE" w:bidi="ar_AE"/>
-          </w:rPr>
-          <w:rPr>
-            <w:color w:val="0000EE"/>
-            <w:u w:val="single"/>
-          </w:rPr>
-          <w:t>۹: ۳٥‏‎-‏۱۱: ۱</w:t>
-        </w:r>
-      </w:hyperlink>
+      <w:r>
+        <w:rPr>
+          <w:rtl/>
+          <w:cs/>
+          <w:lang w:val="ar_AE" w:bidi="ar_AE"/>
+        </w:rPr>
+        <w:t>۹: ۳٥‏‎-‏۱۱: ۱</w:t>
+      </w:r>
       <w:r>
         <w:rPr>
           <w:rtl/>
@@ -549,20 +513,14 @@
         </w:rPr>
         <w:t>). ومع ذلك، فإن معظم تجربة الرب يسوع كانت عبارة عن رفض مُطلَق على يد يهود الجليل ويهود يهوذا (</w:t>
       </w:r>
-      <w:hyperlink r:id="rId19">
-        <w:r>
-          <w:rPr>
-            <w:rtl/>
-            <w:cs/>
-            <w:lang w:val="ar_AE" w:bidi="ar_AE"/>
-          </w:rPr>
-          <w:rPr>
-            <w:color w:val="0000EE"/>
-            <w:u w:val="single"/>
-          </w:rPr>
-          <w:t>الأصحاحات ۱۱–۱۷</w:t>
-        </w:r>
-      </w:hyperlink>
+      <w:r>
+        <w:rPr>
+          <w:rtl/>
+          <w:cs/>
+          <w:lang w:val="ar_AE" w:bidi="ar_AE"/>
+        </w:rPr>
+        <w:t>الأصحاحات ۱۱–۱۷</w:t>
+      </w:r>
       <w:r>
         <w:rPr>
           <w:rtl/>
@@ -571,20 +529,14 @@
         </w:rPr>
         <w:t>). وواجه قادة اليهود في الهيكل خلال أسبوعه الأخير (</w:t>
       </w:r>
-      <w:hyperlink r:id="rId20">
-        <w:r>
-          <w:rPr>
-            <w:rtl/>
-            <w:cs/>
-            <w:lang w:val="ar_AE" w:bidi="ar_AE"/>
-          </w:rPr>
-          <w:rPr>
-            <w:color w:val="0000EE"/>
-            <w:u w:val="single"/>
-          </w:rPr>
-          <w:t>الأصحاحات ۲۱–۲۲</w:t>
-        </w:r>
-      </w:hyperlink>
+      <w:r>
+        <w:rPr>
+          <w:rtl/>
+          <w:cs/>
+          <w:lang w:val="ar_AE" w:bidi="ar_AE"/>
+        </w:rPr>
+        <w:t>الأصحاحات ۲۱–۲۲</w:t>
+      </w:r>
       <w:r>
         <w:rPr>
           <w:rtl/>
@@ -593,20 +545,14 @@
         </w:rPr>
         <w:t>)، وأعلَنَ سلسلة أخيرة من الويلات ضد رموز السُلطة التي تُضل الناس (</w:t>
       </w:r>
-      <w:hyperlink r:id="rId21">
-        <w:r>
-          <w:rPr>
-            <w:rtl/>
-            <w:cs/>
-            <w:lang w:val="ar_AE" w:bidi="ar_AE"/>
-          </w:rPr>
-          <w:rPr>
-            <w:color w:val="0000EE"/>
-            <w:u w:val="single"/>
-          </w:rPr>
-          <w:t>الأصحاح ۲۳</w:t>
-        </w:r>
-      </w:hyperlink>
+      <w:r>
+        <w:rPr>
+          <w:rtl/>
+          <w:cs/>
+          <w:lang w:val="ar_AE" w:bidi="ar_AE"/>
+        </w:rPr>
+        <w:t>الأصحاح ۲۳</w:t>
+      </w:r>
       <w:r>
         <w:rPr>
           <w:rtl/>
@@ -615,20 +561,14 @@
         </w:rPr>
         <w:t>)، وتنبأ بأن الله سيدين أورشليم ويدمِّرها (</w:t>
       </w:r>
-      <w:hyperlink r:id="rId22">
-        <w:r>
-          <w:rPr>
-            <w:rtl/>
-            <w:cs/>
-            <w:lang w:val="ar_AE" w:bidi="ar_AE"/>
-          </w:rPr>
-          <w:rPr>
-            <w:color w:val="0000EE"/>
-            <w:u w:val="single"/>
-          </w:rPr>
-          <w:t>الأصحاحان ۲٤–۲٥</w:t>
-        </w:r>
-      </w:hyperlink>
+      <w:r>
+        <w:rPr>
+          <w:rtl/>
+          <w:cs/>
+          <w:lang w:val="ar_AE" w:bidi="ar_AE"/>
+        </w:rPr>
+        <w:t>الأصحاحان ۲٤–۲٥</w:t>
+      </w:r>
       <w:r>
         <w:rPr>
           <w:rtl/>
@@ -637,20 +577,14 @@
         </w:rPr>
         <w:t>). قُبِضَ على الرب يسوع وحوكم وأُعدِمَ صلبًا (</w:t>
       </w:r>
-      <w:hyperlink r:id="rId23">
-        <w:r>
-          <w:rPr>
-            <w:rtl/>
-            <w:cs/>
-            <w:lang w:val="ar_AE" w:bidi="ar_AE"/>
-          </w:rPr>
-          <w:rPr>
-            <w:color w:val="0000EE"/>
-            <w:u w:val="single"/>
-          </w:rPr>
-          <w:t>الأصحاحان ۲٦–۲۷</w:t>
-        </w:r>
-      </w:hyperlink>
+      <w:r>
+        <w:rPr>
+          <w:rtl/>
+          <w:cs/>
+          <w:lang w:val="ar_AE" w:bidi="ar_AE"/>
+        </w:rPr>
+        <w:t>الأصحاحان ۲٦–۲۷</w:t>
+      </w:r>
       <w:r>
         <w:rPr>
           <w:rtl/>
@@ -659,20 +593,14 @@
         </w:rPr>
         <w:t>) لمعارضته قادة اليهود ومعتقداتهم حول كيف يعبد الناس الله ويعيشون. ثم تبرَّر بقيامته وأعطى الإرسالية الكبرى لتلاميذه؛ أن يتلمذوا الأمم جميعًا (</w:t>
       </w:r>
-      <w:hyperlink r:id="rId24">
-        <w:r>
-          <w:rPr>
-            <w:rtl/>
-            <w:cs/>
-            <w:lang w:val="ar_AE" w:bidi="ar_AE"/>
-          </w:rPr>
-          <w:rPr>
-            <w:color w:val="0000EE"/>
-            <w:u w:val="single"/>
-          </w:rPr>
-          <w:t>الأصحاح ۲۸</w:t>
-        </w:r>
-      </w:hyperlink>
+      <w:r>
+        <w:rPr>
+          <w:rtl/>
+          <w:cs/>
+          <w:lang w:val="ar_AE" w:bidi="ar_AE"/>
+        </w:rPr>
+        <w:t>الأصحاح ۲۸</w:t>
+      </w:r>
       <w:r>
         <w:rPr>
           <w:rtl/>
@@ -701,20 +629,14 @@
         </w:rPr>
         <w:t>يشكِّل متَّى إنجيله بطريقتين. أولًا، بعد المقدمة (</w:t>
       </w:r>
-      <w:hyperlink r:id="rId25">
-        <w:r>
-          <w:rPr>
-            <w:rtl/>
-            <w:cs/>
-            <w:lang w:val="ar_AE" w:bidi="ar_AE"/>
-          </w:rPr>
-          <w:rPr>
-            <w:color w:val="0000EE"/>
-            <w:u w:val="single"/>
-          </w:rPr>
-          <w:t>الأصحاحات ۱–٤</w:t>
-        </w:r>
-      </w:hyperlink>
+      <w:r>
+        <w:rPr>
+          <w:rtl/>
+          <w:cs/>
+          <w:lang w:val="ar_AE" w:bidi="ar_AE"/>
+        </w:rPr>
+        <w:t>الأصحاحات ۱–٤</w:t>
+      </w:r>
       <w:r>
         <w:rPr>
           <w:rtl/>
@@ -723,20 +645,14 @@
         </w:rPr>
         <w:t xml:space="preserve">)، يتناوب متَّى بين مادة تعاليم يسوع وقصة حياته. وهكذا، يكون لدينا النقاش والتعليم في </w:t>
       </w:r>
-      <w:hyperlink r:id="rId16">
-        <w:r>
-          <w:rPr>
-            <w:rtl/>
-            <w:cs/>
-            <w:lang w:val="ar_AE" w:bidi="ar_AE"/>
-          </w:rPr>
-          <w:rPr>
-            <w:color w:val="0000EE"/>
-            <w:u w:val="single"/>
-          </w:rPr>
-          <w:t>الأصحاحات ٥–۷</w:t>
-        </w:r>
-      </w:hyperlink>
+      <w:r>
+        <w:rPr>
+          <w:rtl/>
+          <w:cs/>
+          <w:lang w:val="ar_AE" w:bidi="ar_AE"/>
+        </w:rPr>
+        <w:t>الأصحاحات ٥–۷</w:t>
+      </w:r>
       <w:r>
         <w:rPr>
           <w:rtl/>
@@ -745,20 +661,14 @@
         </w:rPr>
         <w:t xml:space="preserve">؛ </w:t>
       </w:r>
-      <w:hyperlink r:id="rId26">
-        <w:r>
-          <w:rPr>
-            <w:rtl/>
-            <w:cs/>
-            <w:lang w:val="ar_AE" w:bidi="ar_AE"/>
-          </w:rPr>
-          <w:rPr>
-            <w:color w:val="0000EE"/>
-            <w:u w:val="single"/>
-          </w:rPr>
-          <w:t>۱۰</w:t>
-        </w:r>
-      </w:hyperlink>
+      <w:r>
+        <w:rPr>
+          <w:rtl/>
+          <w:cs/>
+          <w:lang w:val="ar_AE" w:bidi="ar_AE"/>
+        </w:rPr>
+        <w:t>۱۰</w:t>
+      </w:r>
       <w:r>
         <w:rPr>
           <w:rtl/>
@@ -767,20 +677,14 @@
         </w:rPr>
         <w:t xml:space="preserve">، </w:t>
       </w:r>
-      <w:hyperlink r:id="rId27">
-        <w:r>
-          <w:rPr>
-            <w:rtl/>
-            <w:cs/>
-            <w:lang w:val="ar_AE" w:bidi="ar_AE"/>
-          </w:rPr>
-          <w:rPr>
-            <w:color w:val="0000EE"/>
-            <w:u w:val="single"/>
-          </w:rPr>
-          <w:t>۱۳</w:t>
-        </w:r>
-      </w:hyperlink>
+      <w:r>
+        <w:rPr>
+          <w:rtl/>
+          <w:cs/>
+          <w:lang w:val="ar_AE" w:bidi="ar_AE"/>
+        </w:rPr>
+        <w:t>۱۳</w:t>
+      </w:r>
       <w:r>
         <w:rPr>
           <w:rtl/>
@@ -789,20 +693,14 @@
         </w:rPr>
         <w:t xml:space="preserve">، </w:t>
       </w:r>
-      <w:hyperlink r:id="rId28">
-        <w:r>
-          <w:rPr>
-            <w:rtl/>
-            <w:cs/>
-            <w:lang w:val="ar_AE" w:bidi="ar_AE"/>
-          </w:rPr>
-          <w:rPr>
-            <w:color w:val="0000EE"/>
-            <w:u w:val="single"/>
-          </w:rPr>
-          <w:t>۱۸</w:t>
-        </w:r>
-      </w:hyperlink>
+      <w:r>
+        <w:rPr>
+          <w:rtl/>
+          <w:cs/>
+          <w:lang w:val="ar_AE" w:bidi="ar_AE"/>
+        </w:rPr>
+        <w:t>۱۸</w:t>
+      </w:r>
       <w:r>
         <w:rPr>
           <w:rtl/>
@@ -811,20 +709,14 @@
         </w:rPr>
         <w:t xml:space="preserve">، </w:t>
       </w:r>
-      <w:hyperlink r:id="rId29">
-        <w:r>
-          <w:rPr>
-            <w:rtl/>
-            <w:cs/>
-            <w:lang w:val="ar_AE" w:bidi="ar_AE"/>
-          </w:rPr>
-          <w:rPr>
-            <w:color w:val="0000EE"/>
-            <w:u w:val="single"/>
-          </w:rPr>
-          <w:t>۲۳–۲٥؛</w:t>
-        </w:r>
-      </w:hyperlink>
+      <w:r>
+        <w:rPr>
+          <w:rtl/>
+          <w:cs/>
+          <w:lang w:val="ar_AE" w:bidi="ar_AE"/>
+        </w:rPr>
+        <w:t>۲۳–۲٥؛</w:t>
+      </w:r>
       <w:r>
         <w:rPr>
           <w:rtl/>
@@ -833,20 +725,14 @@
         </w:rPr>
         <w:t xml:space="preserve">ولدينا قصة حياته في </w:t>
       </w:r>
-      <w:hyperlink r:id="rId30">
-        <w:r>
-          <w:rPr>
-            <w:rtl/>
-            <w:cs/>
-            <w:lang w:val="ar_AE" w:bidi="ar_AE"/>
-          </w:rPr>
-          <w:rPr>
-            <w:color w:val="0000EE"/>
-            <w:u w:val="single"/>
-          </w:rPr>
-          <w:t>الأصحاحان 8–9</w:t>
-        </w:r>
-      </w:hyperlink>
+      <w:r>
+        <w:rPr>
+          <w:rtl/>
+          <w:cs/>
+          <w:lang w:val="ar_AE" w:bidi="ar_AE"/>
+        </w:rPr>
+        <w:t>الأصحاحان 8–9</w:t>
+      </w:r>
       <w:r>
         <w:rPr>
           <w:rtl/>
@@ -855,20 +741,14 @@
         </w:rPr>
         <w:t xml:space="preserve">؛ </w:t>
       </w:r>
-      <w:hyperlink r:id="rId31">
-        <w:r>
-          <w:rPr>
-            <w:rtl/>
-            <w:cs/>
-            <w:lang w:val="ar_AE" w:bidi="ar_AE"/>
-          </w:rPr>
-          <w:rPr>
-            <w:color w:val="0000EE"/>
-            <w:u w:val="single"/>
-          </w:rPr>
-          <w:t>11- 12</w:t>
-        </w:r>
-      </w:hyperlink>
+      <w:r>
+        <w:rPr>
+          <w:rtl/>
+          <w:cs/>
+          <w:lang w:val="ar_AE" w:bidi="ar_AE"/>
+        </w:rPr>
+        <w:t>11- 12</w:t>
+      </w:r>
       <w:r>
         <w:rPr>
           <w:rtl/>
@@ -877,20 +757,14 @@
         </w:rPr>
         <w:t xml:space="preserve">، </w:t>
       </w:r>
-      <w:hyperlink r:id="rId32">
-        <w:r>
-          <w:rPr>
-            <w:rtl/>
-            <w:cs/>
-            <w:lang w:val="ar_AE" w:bidi="ar_AE"/>
-          </w:rPr>
-          <w:rPr>
-            <w:color w:val="0000EE"/>
-            <w:u w:val="single"/>
-          </w:rPr>
-          <w:t>۱٤‏‎-‏۱۷</w:t>
-        </w:r>
-      </w:hyperlink>
+      <w:r>
+        <w:rPr>
+          <w:rtl/>
+          <w:cs/>
+          <w:lang w:val="ar_AE" w:bidi="ar_AE"/>
+        </w:rPr>
+        <w:t>۱٤‏‎-‏۱۷</w:t>
+      </w:r>
       <w:r>
         <w:rPr>
           <w:rtl/>
@@ -899,20 +773,14 @@
         </w:rPr>
         <w:t xml:space="preserve">، </w:t>
       </w:r>
-      <w:hyperlink r:id="rId33">
-        <w:r>
-          <w:rPr>
-            <w:rtl/>
-            <w:cs/>
-            <w:lang w:val="ar_AE" w:bidi="ar_AE"/>
-          </w:rPr>
-          <w:rPr>
-            <w:color w:val="0000EE"/>
-            <w:u w:val="single"/>
-          </w:rPr>
-          <w:t>۱۹–۲۲</w:t>
-        </w:r>
-      </w:hyperlink>
+      <w:r>
+        <w:rPr>
+          <w:rtl/>
+          <w:cs/>
+          <w:lang w:val="ar_AE" w:bidi="ar_AE"/>
+        </w:rPr>
+        <w:t>۱۹–۲۲</w:t>
+      </w:r>
       <w:r>
         <w:rPr>
           <w:rtl/>
@@ -921,20 +789,14 @@
         </w:rPr>
         <w:t xml:space="preserve">، </w:t>
       </w:r>
-      <w:hyperlink r:id="rId34">
-        <w:r>
-          <w:rPr>
-            <w:rtl/>
-            <w:cs/>
-            <w:lang w:val="ar_AE" w:bidi="ar_AE"/>
-          </w:rPr>
-          <w:rPr>
-            <w:color w:val="0000EE"/>
-            <w:u w:val="single"/>
-          </w:rPr>
-          <w:t>۲٦‏‎-‏۲۸.</w:t>
-        </w:r>
-      </w:hyperlink>
+      <w:r>
+        <w:rPr>
+          <w:rtl/>
+          <w:cs/>
+          <w:lang w:val="ar_AE" w:bidi="ar_AE"/>
+        </w:rPr>
+        <w:t>۲٦‏‎-‏۲۸.</w:t>
+      </w:r>
       <w:r>
         <w:rPr>
           <w:rtl/>
@@ -943,20 +805,14 @@
         </w:rPr>
         <w:t>ثانيًا، يسجِّل متَّى تبشير الرب يسوع برسالة الله إلى إسرائيل بشأن مجيء ملكوته في الأيام الأخيرة (</w:t>
       </w:r>
-      <w:hyperlink r:id="rId35">
-        <w:r>
-          <w:rPr>
-            <w:rtl/>
-            <w:cs/>
-            <w:lang w:val="ar_AE" w:bidi="ar_AE"/>
-          </w:rPr>
-          <w:rPr>
-            <w:color w:val="0000EE"/>
-            <w:u w:val="single"/>
-          </w:rPr>
-          <w:t>٤: ۱۲–۱۱: ۱</w:t>
-        </w:r>
-      </w:hyperlink>
+      <w:r>
+        <w:rPr>
+          <w:rtl/>
+          <w:cs/>
+          <w:lang w:val="ar_AE" w:bidi="ar_AE"/>
+        </w:rPr>
+        <w:t>٤: ۱۲–۱۱: ۱</w:t>
+      </w:r>
       <w:r>
         <w:rPr>
           <w:rtl/>
@@ -965,20 +821,14 @@
         </w:rPr>
         <w:t xml:space="preserve">؛ وانظر </w:t>
       </w:r>
-      <w:hyperlink r:id="rId36">
-        <w:r>
-          <w:rPr>
-            <w:rtl/>
-            <w:cs/>
-            <w:lang w:val="ar_AE" w:bidi="ar_AE"/>
-          </w:rPr>
-          <w:rPr>
-            <w:color w:val="0000EE"/>
-            <w:u w:val="single"/>
-          </w:rPr>
-          <w:t>٤: ۱۷</w:t>
-        </w:r>
-      </w:hyperlink>
+      <w:r>
+        <w:rPr>
+          <w:rtl/>
+          <w:cs/>
+          <w:lang w:val="ar_AE" w:bidi="ar_AE"/>
+        </w:rPr>
+        <w:t>٤: ۱۷</w:t>
+      </w:r>
       <w:r>
         <w:rPr>
           <w:rtl/>
@@ -987,20 +837,14 @@
         </w:rPr>
         <w:t>)، تليها ردود الفعل التي أثارتها هذه الرسالة من أشخاص مختلفين (</w:t>
       </w:r>
-      <w:hyperlink r:id="rId37">
-        <w:r>
-          <w:rPr>
-            <w:rtl/>
-            <w:cs/>
-            <w:lang w:val="ar_AE" w:bidi="ar_AE"/>
-          </w:rPr>
-          <w:rPr>
-            <w:color w:val="0000EE"/>
-            <w:u w:val="single"/>
-          </w:rPr>
-          <w:t>۱۱: ۲–۲۰: ۳٤</w:t>
-        </w:r>
-      </w:hyperlink>
+      <w:r>
+        <w:rPr>
+          <w:rtl/>
+          <w:cs/>
+          <w:lang w:val="ar_AE" w:bidi="ar_AE"/>
+        </w:rPr>
+        <w:t>۱۱: ۲–۲۰: ۳٤</w:t>
+      </w:r>
       <w:r>
         <w:rPr>
           <w:rtl/>
@@ -1009,20 +853,14 @@
         </w:rPr>
         <w:t>). ثم يخبرنا متَّى عن موت الرب يسوع المسيح وقيامته (</w:t>
       </w:r>
-      <w:hyperlink r:id="rId38">
-        <w:r>
-          <w:rPr>
-            <w:rtl/>
-            <w:cs/>
-            <w:lang w:val="ar_AE" w:bidi="ar_AE"/>
-          </w:rPr>
-          <w:rPr>
-            <w:color w:val="0000EE"/>
-            <w:u w:val="single"/>
-          </w:rPr>
-          <w:t>الأصحاحات ۲۱–۲۸</w:t>
-        </w:r>
-      </w:hyperlink>
+      <w:r>
+        <w:rPr>
+          <w:rtl/>
+          <w:cs/>
+          <w:lang w:val="ar_AE" w:bidi="ar_AE"/>
+        </w:rPr>
+        <w:t>الأصحاحات ۲۱–۲۸</w:t>
+      </w:r>
       <w:r>
         <w:rPr>
           <w:rtl/>
@@ -1065,20 +903,14 @@
         </w:rPr>
         <w:t>كان متَّى جامع ضرائب، صادقه الرب يسوع ودعاه إلى حياة العَدل والطاعة (</w:t>
       </w:r>
-      <w:hyperlink r:id="rId39">
-        <w:r>
-          <w:rPr>
-            <w:rtl/>
-            <w:cs/>
-            <w:lang w:val="ar_AE" w:bidi="ar_AE"/>
-          </w:rPr>
-          <w:rPr>
-            <w:color w:val="0000EE"/>
-            <w:u w:val="single"/>
-          </w:rPr>
-          <w:t>۹: ۹</w:t>
-        </w:r>
-      </w:hyperlink>
+      <w:r>
+        <w:rPr>
+          <w:rtl/>
+          <w:cs/>
+          <w:lang w:val="ar_AE" w:bidi="ar_AE"/>
+        </w:rPr>
+        <w:t>۹: ۹</w:t>
+      </w:r>
       <w:r>
         <w:rPr>
           <w:rtl/>
@@ -1087,20 +919,14 @@
         </w:rPr>
         <w:t>). دعا متَّى الكثير من الأصدقاء لقضاء أمسية مع الرب يسوع (</w:t>
       </w:r>
-      <w:hyperlink r:id="rId40">
-        <w:r>
-          <w:rPr>
-            <w:rtl/>
-            <w:cs/>
-            <w:lang w:val="ar_AE" w:bidi="ar_AE"/>
-          </w:rPr>
-          <w:rPr>
-            <w:color w:val="0000EE"/>
-            <w:u w:val="single"/>
-          </w:rPr>
-          <w:t>۹: ۱۰–۱۳</w:t>
-        </w:r>
-      </w:hyperlink>
+      <w:r>
+        <w:rPr>
+          <w:rtl/>
+          <w:cs/>
+          <w:lang w:val="ar_AE" w:bidi="ar_AE"/>
+        </w:rPr>
+        <w:t>۹: ۱۰–۱۳</w:t>
+      </w:r>
       <w:r>
         <w:rPr>
           <w:rtl/>
@@ -1109,20 +935,14 @@
         </w:rPr>
         <w:t>)، واسم متَّى بين الرسل الاثني عشر (</w:t>
       </w:r>
-      <w:hyperlink r:id="rId41">
-        <w:r>
-          <w:rPr>
-            <w:rtl/>
-            <w:cs/>
-            <w:lang w:val="ar_AE" w:bidi="ar_AE"/>
-          </w:rPr>
-          <w:rPr>
-            <w:color w:val="0000EE"/>
-            <w:u w:val="single"/>
-          </w:rPr>
-          <w:t>۱۰: ۲-‏‎‎٤</w:t>
-        </w:r>
-      </w:hyperlink>
+      <w:r>
+        <w:rPr>
+          <w:rtl/>
+          <w:cs/>
+          <w:lang w:val="ar_AE" w:bidi="ar_AE"/>
+        </w:rPr>
+        <w:t>۱۰: ۲-‏‎‎٤</w:t>
+      </w:r>
       <w:r>
         <w:rPr>
           <w:rtl/>
@@ -1131,20 +951,14 @@
         </w:rPr>
         <w:t xml:space="preserve">؛ أنظر أيضًا </w:t>
       </w:r>
-      <w:hyperlink r:id="rId42">
-        <w:r>
-          <w:rPr>
-            <w:rtl/>
-            <w:cs/>
-            <w:lang w:val="ar_AE" w:bidi="ar_AE"/>
-          </w:rPr>
-          <w:rPr>
-            <w:color w:val="0000EE"/>
-            <w:u w:val="single"/>
-          </w:rPr>
-          <w:t>مرقس ۳: ۱٦–۱۹</w:t>
-        </w:r>
-      </w:hyperlink>
+      <w:r>
+        <w:rPr>
+          <w:rtl/>
+          <w:cs/>
+          <w:lang w:val="ar_AE" w:bidi="ar_AE"/>
+        </w:rPr>
+        <w:t>مرقس ۳: ۱٦–۱۹</w:t>
+      </w:r>
       <w:r>
         <w:rPr>
           <w:rtl/>
@@ -1153,20 +967,14 @@
         </w:rPr>
         <w:t xml:space="preserve">؛ </w:t>
       </w:r>
-      <w:hyperlink r:id="rId43">
-        <w:r>
-          <w:rPr>
-            <w:rtl/>
-            <w:cs/>
-            <w:lang w:val="ar_AE" w:bidi="ar_AE"/>
-          </w:rPr>
-          <w:rPr>
-            <w:color w:val="0000EE"/>
-            <w:u w:val="single"/>
-          </w:rPr>
-          <w:t>لوقا ٦: ۱۳–۱٦</w:t>
-        </w:r>
-      </w:hyperlink>
+      <w:r>
+        <w:rPr>
+          <w:rtl/>
+          <w:cs/>
+          <w:lang w:val="ar_AE" w:bidi="ar_AE"/>
+        </w:rPr>
+        <w:t>لوقا ٦: ۱۳–۱٦</w:t>
+      </w:r>
       <w:r>
         <w:rPr>
           <w:rtl/>
@@ -1175,20 +983,14 @@
         </w:rPr>
         <w:t xml:space="preserve">؛ </w:t>
       </w:r>
-      <w:hyperlink r:id="rId44">
-        <w:r>
-          <w:rPr>
-            <w:rtl/>
-            <w:cs/>
-            <w:lang w:val="ar_AE" w:bidi="ar_AE"/>
-          </w:rPr>
-          <w:rPr>
-            <w:color w:val="0000EE"/>
-            <w:u w:val="single"/>
-          </w:rPr>
-          <w:t>أعمال الرسل ۱: ۱۳</w:t>
-        </w:r>
-      </w:hyperlink>
+      <w:r>
+        <w:rPr>
+          <w:rtl/>
+          <w:cs/>
+          <w:lang w:val="ar_AE" w:bidi="ar_AE"/>
+        </w:rPr>
+        <w:t>أعمال الرسل ۱: ۱۳</w:t>
+      </w:r>
       <w:r>
         <w:rPr>
           <w:rtl/>
@@ -1288,20 +1090,14 @@
         </w:rPr>
         <w:t xml:space="preserve">على عكس رسائل بولس أو رؤيا يوحنا، يجب استنتاج سياق الأناجيل من التعليقات والتأكيدات داخل الأناجيل نفسها (انظر </w:t>
       </w:r>
-      <w:hyperlink r:id="rId45">
-        <w:r>
-          <w:rPr>
-            <w:rtl/>
-            <w:cs/>
-            <w:lang w:val="ar_AE" w:bidi="ar_AE"/>
-          </w:rPr>
-          <w:rPr>
-            <w:color w:val="0000EE"/>
-            <w:u w:val="single"/>
-          </w:rPr>
-          <w:t>۲٤: ۱٥</w:t>
-        </w:r>
-      </w:hyperlink>
+      <w:r>
+        <w:rPr>
+          <w:rtl/>
+          <w:cs/>
+          <w:lang w:val="ar_AE" w:bidi="ar_AE"/>
+        </w:rPr>
+        <w:t>۲٤: ۱٥</w:t>
+      </w:r>
       <w:r>
         <w:rPr>
           <w:rtl/>
@@ -1310,20 +1106,14 @@
         </w:rPr>
         <w:t xml:space="preserve">؛ </w:t>
       </w:r>
-      <w:hyperlink r:id="rId46">
-        <w:r>
-          <w:rPr>
-            <w:rtl/>
-            <w:cs/>
-            <w:lang w:val="ar_AE" w:bidi="ar_AE"/>
-          </w:rPr>
-          <w:rPr>
-            <w:color w:val="0000EE"/>
-            <w:u w:val="single"/>
-          </w:rPr>
-          <w:t>۲۷: ٤٦</w:t>
-        </w:r>
-      </w:hyperlink>
+      <w:r>
+        <w:rPr>
+          <w:rtl/>
+          <w:cs/>
+          <w:lang w:val="ar_AE" w:bidi="ar_AE"/>
+        </w:rPr>
+        <w:t>۲۷: ٤٦</w:t>
+      </w:r>
       <w:r>
         <w:rPr>
           <w:rtl/>
@@ -1332,20 +1122,14 @@
         </w:rPr>
         <w:t xml:space="preserve">؛ </w:t>
       </w:r>
-      <w:hyperlink r:id="rId47">
-        <w:r>
-          <w:rPr>
-            <w:rtl/>
-            <w:cs/>
-            <w:lang w:val="ar_AE" w:bidi="ar_AE"/>
-          </w:rPr>
-          <w:rPr>
-            <w:color w:val="0000EE"/>
-            <w:u w:val="single"/>
-          </w:rPr>
-          <w:t>۲۸: ۱٥،</w:t>
-        </w:r>
-      </w:hyperlink>
+      <w:r>
+        <w:rPr>
+          <w:rtl/>
+          <w:cs/>
+          <w:lang w:val="ar_AE" w:bidi="ar_AE"/>
+        </w:rPr>
+        <w:t>۲۸: ۱٥،</w:t>
+      </w:r>
       <w:r>
         <w:rPr>
           <w:rtl/>
@@ -1354,20 +1138,14 @@
         </w:rPr>
         <w:t>)، نظرًا لعدم توفر أدلة مباشرة. يبدو أن إنجيل متَّى كُتب في وقت كان فيه المسيحيون واليهود يتجادلون حول قضايا مثل كيفية إطاعة الناموس (</w:t>
       </w:r>
-      <w:hyperlink r:id="rId48">
-        <w:r>
-          <w:rPr>
-            <w:rtl/>
-            <w:cs/>
-            <w:lang w:val="ar_AE" w:bidi="ar_AE"/>
-          </w:rPr>
-          <w:rPr>
-            <w:color w:val="0000EE"/>
-            <w:u w:val="single"/>
-          </w:rPr>
-          <w:t>5: 17–48</w:t>
-        </w:r>
-      </w:hyperlink>
+      <w:r>
+        <w:rPr>
+          <w:rtl/>
+          <w:cs/>
+          <w:lang w:val="ar_AE" w:bidi="ar_AE"/>
+        </w:rPr>
+        <w:t>5: 17–48</w:t>
+      </w:r>
       <w:r>
         <w:rPr>
           <w:rtl/>
@@ -1376,20 +1154,14 @@
         </w:rPr>
         <w:t xml:space="preserve">؛ </w:t>
       </w:r>
-      <w:hyperlink r:id="rId49">
-        <w:r>
-          <w:rPr>
-            <w:rtl/>
-            <w:cs/>
-            <w:lang w:val="ar_AE" w:bidi="ar_AE"/>
-          </w:rPr>
-          <w:rPr>
-            <w:color w:val="0000EE"/>
-            <w:u w:val="single"/>
-          </w:rPr>
-          <w:t>15: 1–20</w:t>
-        </w:r>
-      </w:hyperlink>
+      <w:r>
+        <w:rPr>
+          <w:rtl/>
+          <w:cs/>
+          <w:lang w:val="ar_AE" w:bidi="ar_AE"/>
+        </w:rPr>
+        <w:t>15: 1–20</w:t>
+      </w:r>
       <w:r>
         <w:rPr>
           <w:rtl/>
@@ -1398,20 +1170,14 @@
         </w:rPr>
         <w:t>)، مَن هو المسيَّا (</w:t>
       </w:r>
-      <w:hyperlink r:id="rId50">
-        <w:r>
-          <w:rPr>
-            <w:rtl/>
-            <w:cs/>
-            <w:lang w:val="ar_AE" w:bidi="ar_AE"/>
-          </w:rPr>
-          <w:rPr>
-            <w:color w:val="0000EE"/>
-            <w:u w:val="single"/>
-          </w:rPr>
-          <w:t>الأصحاحان 1- 2</w:t>
-        </w:r>
-      </w:hyperlink>
+      <w:r>
+        <w:rPr>
+          <w:rtl/>
+          <w:cs/>
+          <w:lang w:val="ar_AE" w:bidi="ar_AE"/>
+        </w:rPr>
+        <w:t>الأصحاحان 1- 2</w:t>
+      </w:r>
       <w:r>
         <w:rPr>
           <w:rtl/>
@@ -1420,20 +1186,14 @@
         </w:rPr>
         <w:t xml:space="preserve">)، ومن هو شعب الله الحقيقي (إسرائيل أم الكنيسة؛ </w:t>
       </w:r>
-      <w:hyperlink r:id="rId51">
-        <w:r>
-          <w:rPr>
-            <w:rtl/>
-            <w:cs/>
-            <w:lang w:val="ar_AE" w:bidi="ar_AE"/>
-          </w:rPr>
-          <w:rPr>
-            <w:color w:val="0000EE"/>
-            <w:u w:val="single"/>
-          </w:rPr>
-          <w:t>21: 33–46</w:t>
-        </w:r>
-      </w:hyperlink>
+      <w:r>
+        <w:rPr>
+          <w:rtl/>
+          <w:cs/>
+          <w:lang w:val="ar_AE" w:bidi="ar_AE"/>
+        </w:rPr>
+        <w:t>21: 33–46</w:t>
+      </w:r>
       <w:r>
         <w:rPr>
           <w:rtl/>
@@ -1442,20 +1202,14 @@
         </w:rPr>
         <w:t>)، ومن القادة الشرعيون لشعب الله (</w:t>
       </w:r>
-      <w:hyperlink r:id="rId52">
-        <w:r>
-          <w:rPr>
-            <w:rtl/>
-            <w:cs/>
-            <w:lang w:val="ar_AE" w:bidi="ar_AE"/>
-          </w:rPr>
-          <w:rPr>
-            <w:color w:val="0000EE"/>
-            <w:u w:val="single"/>
-          </w:rPr>
-          <w:t>٤: ۱۸–۲۲</w:t>
-        </w:r>
-      </w:hyperlink>
+      <w:r>
+        <w:rPr>
+          <w:rtl/>
+          <w:cs/>
+          <w:lang w:val="ar_AE" w:bidi="ar_AE"/>
+        </w:rPr>
+        <w:t>٤: ۱۸–۲۲</w:t>
+      </w:r>
       <w:r>
         <w:rPr>
           <w:rtl/>
@@ -1464,20 +1218,14 @@
         </w:rPr>
         <w:t xml:space="preserve">؛ </w:t>
       </w:r>
-      <w:hyperlink r:id="rId41">
-        <w:r>
-          <w:rPr>
-            <w:rtl/>
-            <w:cs/>
-            <w:lang w:val="ar_AE" w:bidi="ar_AE"/>
-          </w:rPr>
-          <w:rPr>
-            <w:color w:val="0000EE"/>
-            <w:u w:val="single"/>
-          </w:rPr>
-          <w:t>۱۰: ۲-‏‎‎٤</w:t>
-        </w:r>
-      </w:hyperlink>
+      <w:r>
+        <w:rPr>
+          <w:rtl/>
+          <w:cs/>
+          <w:lang w:val="ar_AE" w:bidi="ar_AE"/>
+        </w:rPr>
+        <w:t>۱۰: ۲-‏‎‎٤</w:t>
+      </w:r>
       <w:r>
         <w:rPr>
           <w:rtl/>
@@ -1486,20 +1234,14 @@
         </w:rPr>
         <w:t xml:space="preserve">؛ </w:t>
       </w:r>
-      <w:hyperlink r:id="rId53">
-        <w:r>
-          <w:rPr>
-            <w:rtl/>
-            <w:cs/>
-            <w:lang w:val="ar_AE" w:bidi="ar_AE"/>
-          </w:rPr>
-          <w:rPr>
-            <w:color w:val="0000EE"/>
-            <w:u w:val="single"/>
-          </w:rPr>
-          <w:t>۲۱: ٤۳</w:t>
-        </w:r>
-      </w:hyperlink>
+      <w:r>
+        <w:rPr>
+          <w:rtl/>
+          <w:cs/>
+          <w:lang w:val="ar_AE" w:bidi="ar_AE"/>
+        </w:rPr>
+        <w:t>۲۱: ٤۳</w:t>
+      </w:r>
       <w:r>
         <w:rPr>
           <w:rtl/>
@@ -1508,20 +1250,14 @@
         </w:rPr>
         <w:t xml:space="preserve">؛ </w:t>
       </w:r>
-      <w:hyperlink r:id="rId54">
-        <w:r>
-          <w:rPr>
-            <w:rtl/>
-            <w:cs/>
-            <w:lang w:val="ar_AE" w:bidi="ar_AE"/>
-          </w:rPr>
-          <w:rPr>
-            <w:color w:val="0000EE"/>
-            <w:u w:val="single"/>
-          </w:rPr>
-          <w:t>۲۳: ۱–۳٦</w:t>
-        </w:r>
-      </w:hyperlink>
+      <w:r>
+        <w:rPr>
+          <w:rtl/>
+          <w:cs/>
+          <w:lang w:val="ar_AE" w:bidi="ar_AE"/>
+        </w:rPr>
+        <w:t>۲۳: ۱–۳٦</w:t>
+      </w:r>
       <w:r>
         <w:rPr>
           <w:rtl/>
@@ -1530,20 +1266,14 @@
         </w:rPr>
         <w:t xml:space="preserve">؛ </w:t>
       </w:r>
-      <w:hyperlink r:id="rId55">
-        <w:r>
-          <w:rPr>
-            <w:rtl/>
-            <w:cs/>
-            <w:lang w:val="ar_AE" w:bidi="ar_AE"/>
-          </w:rPr>
-          <w:rPr>
-            <w:color w:val="0000EE"/>
-            <w:u w:val="single"/>
-          </w:rPr>
-          <w:t>۲۸: ۱٦‏‎-‏۲۰</w:t>
-        </w:r>
-      </w:hyperlink>
+      <w:r>
+        <w:rPr>
+          <w:rtl/>
+          <w:cs/>
+          <w:lang w:val="ar_AE" w:bidi="ar_AE"/>
+        </w:rPr>
+        <w:t>۲۸: ۱٦‏‎-‏۲۰</w:t>
+      </w:r>
       <w:r>
         <w:rPr>
           <w:rtl/>
@@ -1552,20 +1282,14 @@
         </w:rPr>
         <w:t>)، وكيف يرتبط الأمم بالكنيسة وإسرائيل (</w:t>
       </w:r>
-      <w:hyperlink r:id="rId56">
-        <w:r>
-          <w:rPr>
-            <w:rtl/>
-            <w:cs/>
-            <w:lang w:val="ar_AE" w:bidi="ar_AE"/>
-          </w:rPr>
-          <w:rPr>
-            <w:color w:val="0000EE"/>
-            <w:u w:val="single"/>
-          </w:rPr>
-          <w:t>۲: ۱–۱۲</w:t>
-        </w:r>
-      </w:hyperlink>
+      <w:r>
+        <w:rPr>
+          <w:rtl/>
+          <w:cs/>
+          <w:lang w:val="ar_AE" w:bidi="ar_AE"/>
+        </w:rPr>
+        <w:t>۲: ۱–۱۲</w:t>
+      </w:r>
       <w:r>
         <w:rPr>
           <w:rtl/>
@@ -1574,20 +1298,14 @@
         </w:rPr>
         <w:t xml:space="preserve">؛ </w:t>
       </w:r>
-      <w:hyperlink r:id="rId57">
-        <w:r>
-          <w:rPr>
-            <w:rtl/>
-            <w:cs/>
-            <w:lang w:val="ar_AE" w:bidi="ar_AE"/>
-          </w:rPr>
-          <w:rPr>
-            <w:color w:val="0000EE"/>
-            <w:u w:val="single"/>
-          </w:rPr>
-          <w:t>۳: ۷–۱۰</w:t>
-        </w:r>
-      </w:hyperlink>
+      <w:r>
+        <w:rPr>
+          <w:rtl/>
+          <w:cs/>
+          <w:lang w:val="ar_AE" w:bidi="ar_AE"/>
+        </w:rPr>
+        <w:t>۳: ۷–۱۰</w:t>
+      </w:r>
       <w:r>
         <w:rPr>
           <w:rtl/>
@@ -1596,20 +1314,14 @@
         </w:rPr>
         <w:t xml:space="preserve">؛ </w:t>
       </w:r>
-      <w:hyperlink r:id="rId58">
-        <w:r>
-          <w:rPr>
-            <w:rtl/>
-            <w:cs/>
-            <w:lang w:val="ar_AE" w:bidi="ar_AE"/>
-          </w:rPr>
-          <w:rPr>
-            <w:color w:val="0000EE"/>
-            <w:u w:val="single"/>
-          </w:rPr>
-          <w:t>٤: ۱۲–۱٦</w:t>
-        </w:r>
-      </w:hyperlink>
+      <w:r>
+        <w:rPr>
+          <w:rtl/>
+          <w:cs/>
+          <w:lang w:val="ar_AE" w:bidi="ar_AE"/>
+        </w:rPr>
+        <w:t>٤: ۱۲–۱٦</w:t>
+      </w:r>
       <w:r>
         <w:rPr>
           <w:rtl/>
@@ -1618,20 +1330,14 @@
         </w:rPr>
         <w:t xml:space="preserve">؛ </w:t>
       </w:r>
-      <w:hyperlink r:id="rId59">
-        <w:r>
-          <w:rPr>
-            <w:rtl/>
-            <w:cs/>
-            <w:lang w:val="ar_AE" w:bidi="ar_AE"/>
-          </w:rPr>
-          <w:rPr>
-            <w:color w:val="0000EE"/>
-            <w:u w:val="single"/>
-          </w:rPr>
-          <w:t>۸: ٥‏‎-‏۱۳</w:t>
-        </w:r>
-      </w:hyperlink>
+      <w:r>
+        <w:rPr>
+          <w:rtl/>
+          <w:cs/>
+          <w:lang w:val="ar_AE" w:bidi="ar_AE"/>
+        </w:rPr>
+        <w:t>۸: ٥‏‎-‏۱۳</w:t>
+      </w:r>
       <w:r>
         <w:rPr>
           <w:rtl/>
@@ -1640,20 +1346,14 @@
         </w:rPr>
         <w:t xml:space="preserve">؛ </w:t>
       </w:r>
-      <w:hyperlink r:id="rId60">
-        <w:r>
-          <w:rPr>
-            <w:rtl/>
-            <w:cs/>
-            <w:lang w:val="ar_AE" w:bidi="ar_AE"/>
-          </w:rPr>
-          <w:rPr>
-            <w:color w:val="0000EE"/>
-            <w:u w:val="single"/>
-          </w:rPr>
-          <w:t>۱٥: ۲۱–۲۸</w:t>
-        </w:r>
-      </w:hyperlink>
+      <w:r>
+        <w:rPr>
+          <w:rtl/>
+          <w:cs/>
+          <w:lang w:val="ar_AE" w:bidi="ar_AE"/>
+        </w:rPr>
+        <w:t>۱٥: ۲۱–۲۸</w:t>
+      </w:r>
       <w:r>
         <w:rPr>
           <w:rtl/>
@@ -1662,20 +1362,14 @@
         </w:rPr>
         <w:t xml:space="preserve">؛ </w:t>
       </w:r>
-      <w:hyperlink r:id="rId55">
-        <w:r>
-          <w:rPr>
-            <w:rtl/>
-            <w:cs/>
-            <w:lang w:val="ar_AE" w:bidi="ar_AE"/>
-          </w:rPr>
-          <w:rPr>
-            <w:color w:val="0000EE"/>
-            <w:u w:val="single"/>
-          </w:rPr>
-          <w:t>۲۸: ۱٦‏‎-‏۲۰</w:t>
-        </w:r>
-      </w:hyperlink>
+      <w:r>
+        <w:rPr>
+          <w:rtl/>
+          <w:cs/>
+          <w:lang w:val="ar_AE" w:bidi="ar_AE"/>
+        </w:rPr>
+        <w:t>۲۸: ۱٦‏‎-‏۲۰</w:t>
+      </w:r>
       <w:r>
         <w:rPr>
           <w:rtl/>
@@ -1704,20 +1398,14 @@
         </w:rPr>
         <w:t xml:space="preserve">ثمة نقاش جاد حول ما إذا كان إنجيل متَّى جاء من مجتمع كان ما زال في اليهودية، أم من مجتمع كان بالفعل خارج اليهودية. بعبارة أخرى، هل كان مجتمع متَّى المسيحي انفصلَ عن اليهودية، أم كان ما زال جزءًا من اليهودية؟ أو هل كُتبَ إنجيل متَّى لجمهور عام أكثر من مجتمع بعينه؟ كانت المسيحية الأولى متنوعة؛ بعض القادة المسيحيين مثل يعقوب كانت لهم علاقات بالمجتمعات اليهودية. في معرض مناقشتهم لهذا السؤال، يفحص علماء الكتاب المقدَّس هذه المقاطع: </w:t>
       </w:r>
-      <w:hyperlink r:id="rId56">
-        <w:r>
-          <w:rPr>
-            <w:rtl/>
-            <w:cs/>
-            <w:lang w:val="ar_AE" w:bidi="ar_AE"/>
-          </w:rPr>
-          <w:rPr>
-            <w:color w:val="0000EE"/>
-            <w:u w:val="single"/>
-          </w:rPr>
-          <w:t>۲: ۱–۱۲</w:t>
-        </w:r>
-      </w:hyperlink>
+      <w:r>
+        <w:rPr>
+          <w:rtl/>
+          <w:cs/>
+          <w:lang w:val="ar_AE" w:bidi="ar_AE"/>
+        </w:rPr>
+        <w:t>۲: ۱–۱۲</w:t>
+      </w:r>
       <w:r>
         <w:rPr>
           <w:rtl/>
@@ -1726,20 +1414,14 @@
         </w:rPr>
         <w:t xml:space="preserve">؛ </w:t>
       </w:r>
-      <w:hyperlink r:id="rId58">
-        <w:r>
-          <w:rPr>
-            <w:rtl/>
-            <w:cs/>
-            <w:lang w:val="ar_AE" w:bidi="ar_AE"/>
-          </w:rPr>
-          <w:rPr>
-            <w:color w:val="0000EE"/>
-            <w:u w:val="single"/>
-          </w:rPr>
-          <w:t>٤: ۱۲–۱٦</w:t>
-        </w:r>
-      </w:hyperlink>
+      <w:r>
+        <w:rPr>
+          <w:rtl/>
+          <w:cs/>
+          <w:lang w:val="ar_AE" w:bidi="ar_AE"/>
+        </w:rPr>
+        <w:t>٤: ۱۲–۱٦</w:t>
+      </w:r>
       <w:r>
         <w:rPr>
           <w:rtl/>
@@ -1748,20 +1430,14 @@
         </w:rPr>
         <w:t xml:space="preserve">؛ </w:t>
       </w:r>
-      <w:hyperlink r:id="rId59">
-        <w:r>
-          <w:rPr>
-            <w:rtl/>
-            <w:cs/>
-            <w:lang w:val="ar_AE" w:bidi="ar_AE"/>
-          </w:rPr>
-          <w:rPr>
-            <w:color w:val="0000EE"/>
-            <w:u w:val="single"/>
-          </w:rPr>
-          <w:t>۸: ٥‏‎-‏۱۳</w:t>
-        </w:r>
-      </w:hyperlink>
+      <w:r>
+        <w:rPr>
+          <w:rtl/>
+          <w:cs/>
+          <w:lang w:val="ar_AE" w:bidi="ar_AE"/>
+        </w:rPr>
+        <w:t>۸: ٥‏‎-‏۱۳</w:t>
+      </w:r>
       <w:r>
         <w:rPr>
           <w:rtl/>
@@ -1770,20 +1446,14 @@
         </w:rPr>
         <w:t xml:space="preserve">؛ </w:t>
       </w:r>
-      <w:hyperlink r:id="rId61">
-        <w:r>
-          <w:rPr>
-            <w:rtl/>
-            <w:cs/>
-            <w:lang w:val="ar_AE" w:bidi="ar_AE"/>
-          </w:rPr>
-          <w:rPr>
-            <w:color w:val="0000EE"/>
-            <w:u w:val="single"/>
-          </w:rPr>
-          <w:t>۱۰: ٥-‏‎‎٦</w:t>
-        </w:r>
-      </w:hyperlink>
+      <w:r>
+        <w:rPr>
+          <w:rtl/>
+          <w:cs/>
+          <w:lang w:val="ar_AE" w:bidi="ar_AE"/>
+        </w:rPr>
+        <w:t>۱۰: ٥-‏‎‎٦</w:t>
+      </w:r>
       <w:r>
         <w:rPr>
           <w:rtl/>
@@ -1792,20 +1462,14 @@
         </w:rPr>
         <w:t xml:space="preserve">؛ </w:t>
       </w:r>
-      <w:hyperlink r:id="rId60">
-        <w:r>
-          <w:rPr>
-            <w:rtl/>
-            <w:cs/>
-            <w:lang w:val="ar_AE" w:bidi="ar_AE"/>
-          </w:rPr>
-          <w:rPr>
-            <w:color w:val="0000EE"/>
-            <w:u w:val="single"/>
-          </w:rPr>
-          <w:t>۱٥: ۲۱–۲۸</w:t>
-        </w:r>
-      </w:hyperlink>
+      <w:r>
+        <w:rPr>
+          <w:rtl/>
+          <w:cs/>
+          <w:lang w:val="ar_AE" w:bidi="ar_AE"/>
+        </w:rPr>
+        <w:t>۱٥: ۲۱–۲۸</w:t>
+      </w:r>
       <w:r>
         <w:rPr>
           <w:rtl/>
@@ -1814,20 +1478,14 @@
         </w:rPr>
         <w:t xml:space="preserve">؛ </w:t>
       </w:r>
-      <w:hyperlink r:id="rId62">
-        <w:r>
-          <w:rPr>
-            <w:rtl/>
-            <w:cs/>
-            <w:lang w:val="ar_AE" w:bidi="ar_AE"/>
-          </w:rPr>
-          <w:rPr>
-            <w:color w:val="0000EE"/>
-            <w:u w:val="single"/>
-          </w:rPr>
-          <w:t>۱۷: ۲٤‏‎-‏۲۷</w:t>
-        </w:r>
-      </w:hyperlink>
+      <w:r>
+        <w:rPr>
+          <w:rtl/>
+          <w:cs/>
+          <w:lang w:val="ar_AE" w:bidi="ar_AE"/>
+        </w:rPr>
+        <w:t>۱۷: ۲٤‏‎-‏۲۷</w:t>
+      </w:r>
       <w:r>
         <w:rPr>
           <w:rtl/>
@@ -1836,20 +1494,14 @@
         </w:rPr>
         <w:t xml:space="preserve">؛ </w:t>
       </w:r>
-      <w:hyperlink r:id="rId63">
-        <w:r>
-          <w:rPr>
-            <w:rtl/>
-            <w:cs/>
-            <w:lang w:val="ar_AE" w:bidi="ar_AE"/>
-          </w:rPr>
-          <w:rPr>
-            <w:color w:val="0000EE"/>
-            <w:u w:val="single"/>
-          </w:rPr>
-          <w:t>۱۹: ۲۸</w:t>
-        </w:r>
-      </w:hyperlink>
+      <w:r>
+        <w:rPr>
+          <w:rtl/>
+          <w:cs/>
+          <w:lang w:val="ar_AE" w:bidi="ar_AE"/>
+        </w:rPr>
+        <w:t>۱۹: ۲۸</w:t>
+      </w:r>
       <w:r>
         <w:rPr>
           <w:rtl/>
@@ -1858,20 +1510,14 @@
         </w:rPr>
         <w:t xml:space="preserve">؛ </w:t>
       </w:r>
-      <w:hyperlink r:id="rId53">
-        <w:r>
-          <w:rPr>
-            <w:rtl/>
-            <w:cs/>
-            <w:lang w:val="ar_AE" w:bidi="ar_AE"/>
-          </w:rPr>
-          <w:rPr>
-            <w:color w:val="0000EE"/>
-            <w:u w:val="single"/>
-          </w:rPr>
-          <w:t>۲۱: ٤۳</w:t>
-        </w:r>
-      </w:hyperlink>
+      <w:r>
+        <w:rPr>
+          <w:rtl/>
+          <w:cs/>
+          <w:lang w:val="ar_AE" w:bidi="ar_AE"/>
+        </w:rPr>
+        <w:t>۲۱: ٤۳</w:t>
+      </w:r>
       <w:r>
         <w:rPr>
           <w:rtl/>
@@ -1880,20 +1526,14 @@
         </w:rPr>
         <w:t xml:space="preserve">؛ </w:t>
       </w:r>
-      <w:hyperlink r:id="rId64">
-        <w:r>
-          <w:rPr>
-            <w:rtl/>
-            <w:cs/>
-            <w:lang w:val="ar_AE" w:bidi="ar_AE"/>
-          </w:rPr>
-          <w:rPr>
-            <w:color w:val="0000EE"/>
-            <w:u w:val="single"/>
-          </w:rPr>
-          <w:t>۲۲: ۷</w:t>
-        </w:r>
-      </w:hyperlink>
+      <w:r>
+        <w:rPr>
+          <w:rtl/>
+          <w:cs/>
+          <w:lang w:val="ar_AE" w:bidi="ar_AE"/>
+        </w:rPr>
+        <w:t>۲۲: ۷</w:t>
+      </w:r>
       <w:r>
         <w:rPr>
           <w:rtl/>
@@ -1902,20 +1542,14 @@
         </w:rPr>
         <w:t xml:space="preserve">؛ </w:t>
       </w:r>
-      <w:hyperlink r:id="rId21">
-        <w:r>
-          <w:rPr>
-            <w:rtl/>
-            <w:cs/>
-            <w:lang w:val="ar_AE" w:bidi="ar_AE"/>
-          </w:rPr>
-          <w:rPr>
-            <w:color w:val="0000EE"/>
-            <w:u w:val="single"/>
-          </w:rPr>
-          <w:t>۲۳: ۱–۳۹</w:t>
-        </w:r>
-      </w:hyperlink>
+      <w:r>
+        <w:rPr>
+          <w:rtl/>
+          <w:cs/>
+          <w:lang w:val="ar_AE" w:bidi="ar_AE"/>
+        </w:rPr>
+        <w:t>۲۳: ۱–۳۹</w:t>
+      </w:r>
       <w:r>
         <w:rPr>
           <w:rtl/>
@@ -2012,20 +1646,14 @@
         </w:rPr>
         <w:t>يتبَع بعض الناس الرب يسوع. كان هؤلاء التلاميذ باتباع تعليمات الرب يسوع يبشِّرون العالَم الروماني ويبنون مجتمعًا (الكنيسة) يشمَل كلًا من اليهود والأمم. عامة، يَرفُض شعب إسرائيل اتباع المسيَّا المُنتظَر، ويحذِّرهم الرب يسوع من أنهم سيُدانون من الله (</w:t>
       </w:r>
-      <w:hyperlink r:id="rId29">
-        <w:r>
-          <w:rPr>
-            <w:rtl/>
-            <w:cs/>
-            <w:lang w:val="ar_AE" w:bidi="ar_AE"/>
-          </w:rPr>
-          <w:rPr>
-            <w:color w:val="0000EE"/>
-            <w:u w:val="single"/>
-          </w:rPr>
-          <w:t>الأصحاحات ۲۳–۲٥</w:t>
-        </w:r>
-      </w:hyperlink>
+      <w:r>
+        <w:rPr>
+          <w:rtl/>
+          <w:cs/>
+          <w:lang w:val="ar_AE" w:bidi="ar_AE"/>
+        </w:rPr>
+        <w:t>الأصحاحات ۲۳–۲٥</w:t>
+      </w:r>
       <w:r>
         <w:rPr>
           <w:rtl/>
@@ -2074,20 +1702,14 @@
         </w:rPr>
         <w:t>المسيَّا (المسيح). يؤكِّد متَّى أنَّ الرب يسوع هو المسيَّا (المسيح) (</w:t>
       </w:r>
-      <w:hyperlink r:id="rId65">
-        <w:r>
-          <w:rPr>
-            <w:rtl/>
-            <w:cs/>
-            <w:lang w:val="ar_AE" w:bidi="ar_AE"/>
-          </w:rPr>
-          <w:rPr>
-            <w:color w:val="0000EE"/>
-            <w:u w:val="single"/>
-          </w:rPr>
-          <w:t>۱: ۱</w:t>
-        </w:r>
-      </w:hyperlink>
+      <w:r>
+        <w:rPr>
+          <w:rtl/>
+          <w:cs/>
+          <w:lang w:val="ar_AE" w:bidi="ar_AE"/>
+        </w:rPr>
+        <w:t>۱: ۱</w:t>
+      </w:r>
       <w:r>
         <w:rPr>
           <w:rtl/>
@@ -2096,20 +1718,14 @@
         </w:rPr>
         <w:t xml:space="preserve">، </w:t>
       </w:r>
-      <w:hyperlink r:id="rId66">
-        <w:r>
-          <w:rPr>
-            <w:rtl/>
-            <w:cs/>
-            <w:lang w:val="ar_AE" w:bidi="ar_AE"/>
-          </w:rPr>
-          <w:rPr>
-            <w:color w:val="0000EE"/>
-            <w:u w:val="single"/>
-          </w:rPr>
-          <w:t>۱٦‏‎-‏۱۸</w:t>
-        </w:r>
-      </w:hyperlink>
+      <w:r>
+        <w:rPr>
+          <w:rtl/>
+          <w:cs/>
+          <w:lang w:val="ar_AE" w:bidi="ar_AE"/>
+        </w:rPr>
+        <w:t>۱٦‏‎-‏۱۸</w:t>
+      </w:r>
       <w:r>
         <w:rPr>
           <w:rtl/>
@@ -2118,20 +1734,14 @@
         </w:rPr>
         <w:t xml:space="preserve">؛ </w:t>
       </w:r>
-      <w:hyperlink r:id="rId67">
-        <w:r>
-          <w:rPr>
-            <w:rtl/>
-            <w:cs/>
-            <w:lang w:val="ar_AE" w:bidi="ar_AE"/>
-          </w:rPr>
-          <w:rPr>
-            <w:color w:val="0000EE"/>
-            <w:u w:val="single"/>
-          </w:rPr>
-          <w:t>۱۱: ۲–۳</w:t>
-        </w:r>
-      </w:hyperlink>
+      <w:r>
+        <w:rPr>
+          <w:rtl/>
+          <w:cs/>
+          <w:lang w:val="ar_AE" w:bidi="ar_AE"/>
+        </w:rPr>
+        <w:t>۱۱: ۲–۳</w:t>
+      </w:r>
       <w:r>
         <w:rPr>
           <w:rtl/>
@@ -2140,20 +1750,14 @@
         </w:rPr>
         <w:t xml:space="preserve">؛ </w:t>
       </w:r>
-      <w:hyperlink r:id="rId68">
-        <w:r>
-          <w:rPr>
-            <w:rtl/>
-            <w:cs/>
-            <w:lang w:val="ar_AE" w:bidi="ar_AE"/>
-          </w:rPr>
-          <w:rPr>
-            <w:color w:val="0000EE"/>
-            <w:u w:val="single"/>
-          </w:rPr>
-          <w:t>۱٦: ۱٦</w:t>
-        </w:r>
-      </w:hyperlink>
+      <w:r>
+        <w:rPr>
+          <w:rtl/>
+          <w:cs/>
+          <w:lang w:val="ar_AE" w:bidi="ar_AE"/>
+        </w:rPr>
+        <w:t>۱٦: ۱٦</w:t>
+      </w:r>
       <w:r>
         <w:rPr>
           <w:rtl/>
@@ -2162,20 +1766,14 @@
         </w:rPr>
         <w:t xml:space="preserve">، </w:t>
       </w:r>
-      <w:hyperlink r:id="rId69">
-        <w:r>
-          <w:rPr>
-            <w:rtl/>
-            <w:cs/>
-            <w:lang w:val="ar_AE" w:bidi="ar_AE"/>
-          </w:rPr>
-          <w:rPr>
-            <w:color w:val="0000EE"/>
-            <w:u w:val="single"/>
-          </w:rPr>
-          <w:t>۲۰</w:t>
-        </w:r>
-      </w:hyperlink>
+      <w:r>
+        <w:rPr>
+          <w:rtl/>
+          <w:cs/>
+          <w:lang w:val="ar_AE" w:bidi="ar_AE"/>
+        </w:rPr>
+        <w:t>۲۰</w:t>
+      </w:r>
       <w:r>
         <w:rPr>
           <w:rtl/>
@@ -2184,20 +1782,14 @@
         </w:rPr>
         <w:t xml:space="preserve">؛ </w:t>
       </w:r>
-      <w:hyperlink r:id="rId70">
-        <w:r>
-          <w:rPr>
-            <w:rtl/>
-            <w:cs/>
-            <w:lang w:val="ar_AE" w:bidi="ar_AE"/>
-          </w:rPr>
-          <w:rPr>
-            <w:color w:val="0000EE"/>
-            <w:u w:val="single"/>
-          </w:rPr>
-          <w:t>۲۳: ۱۰</w:t>
-        </w:r>
-      </w:hyperlink>
+      <w:r>
+        <w:rPr>
+          <w:rtl/>
+          <w:cs/>
+          <w:lang w:val="ar_AE" w:bidi="ar_AE"/>
+        </w:rPr>
+        <w:t>۲۳: ۱۰</w:t>
+      </w:r>
       <w:r>
         <w:rPr>
           <w:rtl/>
@@ -2206,20 +1798,14 @@
         </w:rPr>
         <w:t>). ويركِّز على الرب يسوع باعتباره تتميمًا لنبوات العهد القديم، ولكن ليس بالطريقة التي توقعها معاصروه من اليهود. بالنسبة لمتَّى، من الواضح أن الرب يسوع هو ابن الله، المولود من مريم العذراء ليجلِب الخلاص لشعبه (</w:t>
       </w:r>
-      <w:hyperlink r:id="rId71">
-        <w:r>
-          <w:rPr>
-            <w:rtl/>
-            <w:cs/>
-            <w:lang w:val="ar_AE" w:bidi="ar_AE"/>
-          </w:rPr>
-          <w:rPr>
-            <w:color w:val="0000EE"/>
-            <w:u w:val="single"/>
-          </w:rPr>
-          <w:t>۱: ۲۱</w:t>
-        </w:r>
-      </w:hyperlink>
+      <w:r>
+        <w:rPr>
+          <w:rtl/>
+          <w:cs/>
+          <w:lang w:val="ar_AE" w:bidi="ar_AE"/>
+        </w:rPr>
+        <w:t>۱: ۲۱</w:t>
+      </w:r>
       <w:r>
         <w:rPr>
           <w:rtl/>
@@ -2228,20 +1814,14 @@
         </w:rPr>
         <w:t>). باختصار، الرب يسوع هو "عمانوئيل ‎‘‎الذي تفسيره الله معنا‎’‎" (</w:t>
       </w:r>
-      <w:hyperlink r:id="rId72">
-        <w:r>
-          <w:rPr>
-            <w:rtl/>
-            <w:cs/>
-            <w:lang w:val="ar_AE" w:bidi="ar_AE"/>
-          </w:rPr>
-          <w:rPr>
-            <w:color w:val="0000EE"/>
-            <w:u w:val="single"/>
-          </w:rPr>
-          <w:t>۱: ۲۳</w:t>
-        </w:r>
-      </w:hyperlink>
+      <w:r>
+        <w:rPr>
+          <w:rtl/>
+          <w:cs/>
+          <w:lang w:val="ar_AE" w:bidi="ar_AE"/>
+        </w:rPr>
+        <w:t>۱: ۲۳</w:t>
+      </w:r>
       <w:r>
         <w:rPr>
           <w:rtl/>
@@ -2250,20 +1830,14 @@
         </w:rPr>
         <w:t xml:space="preserve">؛ </w:t>
       </w:r>
-      <w:hyperlink r:id="rId73">
-        <w:r>
-          <w:rPr>
-            <w:rtl/>
-            <w:cs/>
-            <w:lang w:val="ar_AE" w:bidi="ar_AE"/>
-          </w:rPr>
-          <w:rPr>
-            <w:color w:val="0000EE"/>
-            <w:u w:val="single"/>
-          </w:rPr>
-          <w:t>۲۸: ۲۰</w:t>
-        </w:r>
-      </w:hyperlink>
+      <w:r>
+        <w:rPr>
+          <w:rtl/>
+          <w:cs/>
+          <w:lang w:val="ar_AE" w:bidi="ar_AE"/>
+        </w:rPr>
+        <w:t>۲۸: ۲۰</w:t>
+      </w:r>
       <w:r>
         <w:rPr>
           <w:rtl/>
@@ -2292,20 +1866,14 @@
         </w:rPr>
         <w:t>ملكوت السموات. تمثِّل عبارة "ملكوت السموات"، التي استخدمها متَّى ثلاثين مرة، أسلوبًا يهوديًا مُلتفًا لقول "ملكوت الله". يستخدِم متَّى هذا المصطلح للإشارة إلى (۱) حكم الله غير المرئي، ولكن الحاضر على الأرض في العمل الخلاصي الذي عمله الرب يسوع المسيح؛ (٢) تتميم وعود العهد القديم (</w:t>
       </w:r>
-      <w:hyperlink r:id="rId36">
-        <w:r>
-          <w:rPr>
-            <w:rtl/>
-            <w:cs/>
-            <w:lang w:val="ar_AE" w:bidi="ar_AE"/>
-          </w:rPr>
-          <w:rPr>
-            <w:color w:val="0000EE"/>
-            <w:u w:val="single"/>
-          </w:rPr>
-          <w:t>٤: ۱۷</w:t>
-        </w:r>
-      </w:hyperlink>
+      <w:r>
+        <w:rPr>
+          <w:rtl/>
+          <w:cs/>
+          <w:lang w:val="ar_AE" w:bidi="ar_AE"/>
+        </w:rPr>
+        <w:t>٤: ۱۷</w:t>
+      </w:r>
       <w:r>
         <w:rPr>
           <w:rtl/>
@@ -2314,20 +1882,14 @@
         </w:rPr>
         <w:t xml:space="preserve">؛ </w:t>
       </w:r>
-      <w:hyperlink r:id="rId74">
-        <w:r>
-          <w:rPr>
-            <w:rtl/>
-            <w:cs/>
-            <w:lang w:val="ar_AE" w:bidi="ar_AE"/>
-          </w:rPr>
-          <w:rPr>
-            <w:color w:val="0000EE"/>
-            <w:u w:val="single"/>
-          </w:rPr>
-          <w:t>۱۱: ۱۱–۱٥</w:t>
-        </w:r>
-      </w:hyperlink>
+      <w:r>
+        <w:rPr>
+          <w:rtl/>
+          <w:cs/>
+          <w:lang w:val="ar_AE" w:bidi="ar_AE"/>
+        </w:rPr>
+        <w:t>۱۱: ۱۱–۱٥</w:t>
+      </w:r>
       <w:r>
         <w:rPr>
           <w:rtl/>
@@ -2336,20 +1898,14 @@
         </w:rPr>
         <w:t>)؛ (3) عمل الله الخلاصي، وفي الأغلب بسبُل هادئة ومتواضعة (</w:t>
       </w:r>
-      <w:hyperlink r:id="rId75">
-        <w:r>
-          <w:rPr>
-            <w:rtl/>
-            <w:cs/>
-            <w:lang w:val="ar_AE" w:bidi="ar_AE"/>
-          </w:rPr>
-          <w:rPr>
-            <w:color w:val="0000EE"/>
-            <w:u w:val="single"/>
-          </w:rPr>
-          <w:t>۱۱: ۲٥</w:t>
-        </w:r>
-      </w:hyperlink>
+      <w:r>
+        <w:rPr>
+          <w:rtl/>
+          <w:cs/>
+          <w:lang w:val="ar_AE" w:bidi="ar_AE"/>
+        </w:rPr>
+        <w:t>۱۱: ۲٥</w:t>
+      </w:r>
       <w:r>
         <w:rPr>
           <w:rtl/>
@@ -2358,20 +1914,14 @@
         </w:rPr>
         <w:t xml:space="preserve">؛ </w:t>
       </w:r>
-      <w:hyperlink r:id="rId76">
-        <w:r>
-          <w:rPr>
-            <w:rtl/>
-            <w:cs/>
-            <w:lang w:val="ar_AE" w:bidi="ar_AE"/>
-          </w:rPr>
-          <w:rPr>
-            <w:color w:val="0000EE"/>
-            <w:u w:val="single"/>
-          </w:rPr>
-          <w:t>۱۳: ۲٤‏‎-‏۳۰</w:t>
-        </w:r>
-      </w:hyperlink>
+      <w:r>
+        <w:rPr>
+          <w:rtl/>
+          <w:cs/>
+          <w:lang w:val="ar_AE" w:bidi="ar_AE"/>
+        </w:rPr>
+        <w:t>۱۳: ۲٤‏‎-‏۳۰</w:t>
+      </w:r>
       <w:r>
         <w:rPr>
           <w:rtl/>
@@ -2380,20 +1930,14 @@
         </w:rPr>
         <w:t xml:space="preserve">، </w:t>
       </w:r>
-      <w:hyperlink r:id="rId77">
-        <w:r>
-          <w:rPr>
-            <w:rtl/>
-            <w:cs/>
-            <w:lang w:val="ar_AE" w:bidi="ar_AE"/>
-          </w:rPr>
-          <w:rPr>
-            <w:color w:val="0000EE"/>
-            <w:u w:val="single"/>
-          </w:rPr>
-          <w:t>۳٦‏-‎‎٤۳</w:t>
-        </w:r>
-      </w:hyperlink>
+      <w:r>
+        <w:rPr>
+          <w:rtl/>
+          <w:cs/>
+          <w:lang w:val="ar_AE" w:bidi="ar_AE"/>
+        </w:rPr>
+        <w:t>۳٦‏-‎‎٤۳</w:t>
+      </w:r>
       <w:r>
         <w:rPr>
           <w:rtl/>
@@ -2402,20 +1946,14 @@
         </w:rPr>
         <w:t>)؛ (4) قوة عمل الله وسلطانه (</w:t>
       </w:r>
-      <w:hyperlink r:id="rId78">
-        <w:r>
-          <w:rPr>
-            <w:rtl/>
-            <w:cs/>
-            <w:lang w:val="ar_AE" w:bidi="ar_AE"/>
-          </w:rPr>
-          <w:rPr>
-            <w:color w:val="0000EE"/>
-            <w:u w:val="single"/>
-          </w:rPr>
-          <w:t>۱۱: ۲-‏‎‎٦</w:t>
-        </w:r>
-      </w:hyperlink>
+      <w:r>
+        <w:rPr>
+          <w:rtl/>
+          <w:cs/>
+          <w:lang w:val="ar_AE" w:bidi="ar_AE"/>
+        </w:rPr>
+        <w:t>۱۱: ۲-‏‎‎٦</w:t>
+      </w:r>
       <w:r>
         <w:rPr>
           <w:rtl/>
@@ -2424,20 +1962,14 @@
         </w:rPr>
         <w:t xml:space="preserve">، </w:t>
       </w:r>
-      <w:hyperlink r:id="rId79">
-        <w:r>
-          <w:rPr>
-            <w:rtl/>
-            <w:cs/>
-            <w:lang w:val="ar_AE" w:bidi="ar_AE"/>
-          </w:rPr>
-          <w:rPr>
-            <w:color w:val="0000EE"/>
-            <w:u w:val="single"/>
-          </w:rPr>
-          <w:t>۱۲–۱۳</w:t>
-        </w:r>
-      </w:hyperlink>
+      <w:r>
+        <w:rPr>
+          <w:rtl/>
+          <w:cs/>
+          <w:lang w:val="ar_AE" w:bidi="ar_AE"/>
+        </w:rPr>
+        <w:t>۱۲–۱۳</w:t>
+      </w:r>
       <w:r>
         <w:rPr>
           <w:rtl/>
@@ -2446,20 +1978,14 @@
         </w:rPr>
         <w:t xml:space="preserve">؛ </w:t>
       </w:r>
-      <w:hyperlink r:id="rId80">
-        <w:r>
-          <w:rPr>
-            <w:rtl/>
-            <w:cs/>
-            <w:lang w:val="ar_AE" w:bidi="ar_AE"/>
-          </w:rPr>
-          <w:rPr>
-            <w:color w:val="0000EE"/>
-            <w:u w:val="single"/>
-          </w:rPr>
-          <w:t>۱۲: ۲۸</w:t>
-        </w:r>
-      </w:hyperlink>
+      <w:r>
+        <w:rPr>
+          <w:rtl/>
+          <w:cs/>
+          <w:lang w:val="ar_AE" w:bidi="ar_AE"/>
+        </w:rPr>
+        <w:t>۱۲: ۲۸</w:t>
+      </w:r>
       <w:r>
         <w:rPr>
           <w:rtl/>
@@ -2468,20 +1994,14 @@
         </w:rPr>
         <w:t>)؛ (5) مجيء الملكوت خلال "جيل" (</w:t>
       </w:r>
-      <w:hyperlink r:id="rId81">
-        <w:r>
-          <w:rPr>
-            <w:rtl/>
-            <w:cs/>
-            <w:lang w:val="ar_AE" w:bidi="ar_AE"/>
-          </w:rPr>
-          <w:rPr>
-            <w:color w:val="0000EE"/>
-            <w:u w:val="single"/>
-          </w:rPr>
-          <w:t>۱۰: ۲۳</w:t>
-        </w:r>
-      </w:hyperlink>
+      <w:r>
+        <w:rPr>
+          <w:rtl/>
+          <w:cs/>
+          <w:lang w:val="ar_AE" w:bidi="ar_AE"/>
+        </w:rPr>
+        <w:t>۱۰: ۲۳</w:t>
+      </w:r>
       <w:r>
         <w:rPr>
           <w:rtl/>
@@ -2490,20 +2010,14 @@
         </w:rPr>
         <w:t xml:space="preserve">؛ </w:t>
       </w:r>
-      <w:hyperlink r:id="rId82">
-        <w:r>
-          <w:rPr>
-            <w:rtl/>
-            <w:cs/>
-            <w:lang w:val="ar_AE" w:bidi="ar_AE"/>
-          </w:rPr>
-          <w:rPr>
-            <w:color w:val="0000EE"/>
-            <w:u w:val="single"/>
-          </w:rPr>
-          <w:t>۱٦: ۲۸</w:t>
-        </w:r>
-      </w:hyperlink>
+      <w:r>
+        <w:rPr>
+          <w:rtl/>
+          <w:cs/>
+          <w:lang w:val="ar_AE" w:bidi="ar_AE"/>
+        </w:rPr>
+        <w:t>۱٦: ۲۸</w:t>
+      </w:r>
       <w:r>
         <w:rPr>
           <w:rtl/>
@@ -2512,20 +2026,14 @@
         </w:rPr>
         <w:t xml:space="preserve">؛ </w:t>
       </w:r>
-      <w:hyperlink r:id="rId83">
-        <w:r>
-          <w:rPr>
-            <w:rtl/>
-            <w:cs/>
-            <w:lang w:val="ar_AE" w:bidi="ar_AE"/>
-          </w:rPr>
-          <w:rPr>
-            <w:color w:val="0000EE"/>
-            <w:u w:val="single"/>
-          </w:rPr>
-          <w:t>۲٤: ۳٤</w:t>
-        </w:r>
-      </w:hyperlink>
+      <w:r>
+        <w:rPr>
+          <w:rtl/>
+          <w:cs/>
+          <w:lang w:val="ar_AE" w:bidi="ar_AE"/>
+        </w:rPr>
+        <w:t>۲٤: ۳٤</w:t>
+      </w:r>
       <w:r>
         <w:rPr>
           <w:rtl/>
@@ -2534,20 +2042,14 @@
         </w:rPr>
         <w:t>)؛ (6) دينونة الله الأخيرة (</w:t>
       </w:r>
-      <w:hyperlink r:id="rId84">
-        <w:r>
-          <w:rPr>
-            <w:rtl/>
-            <w:cs/>
-            <w:lang w:val="ar_AE" w:bidi="ar_AE"/>
-          </w:rPr>
-          <w:rPr>
-            <w:color w:val="0000EE"/>
-            <w:u w:val="single"/>
-          </w:rPr>
-          <w:t>۲٥: ۳۱-‏‎‎٤٦</w:t>
-        </w:r>
-      </w:hyperlink>
+      <w:r>
+        <w:rPr>
+          <w:rtl/>
+          <w:cs/>
+          <w:lang w:val="ar_AE" w:bidi="ar_AE"/>
+        </w:rPr>
+        <w:t>۲٥: ۳۱-‏‎‎٤٦</w:t>
+      </w:r>
       <w:r>
         <w:rPr>
           <w:rtl/>
@@ -2556,20 +2058,14 @@
         </w:rPr>
         <w:t>)؛ (٧) الشركة الكاملة لكل شعب الله المقدَّس مع الآب (</w:t>
       </w:r>
-      <w:hyperlink r:id="rId85">
-        <w:r>
-          <w:rPr>
-            <w:rtl/>
-            <w:cs/>
-            <w:lang w:val="ar_AE" w:bidi="ar_AE"/>
-          </w:rPr>
-          <w:rPr>
-            <w:color w:val="0000EE"/>
-            <w:u w:val="single"/>
-          </w:rPr>
-          <w:t>۸: ۱۱–۱۲</w:t>
-        </w:r>
-      </w:hyperlink>
+      <w:r>
+        <w:rPr>
+          <w:rtl/>
+          <w:cs/>
+          <w:lang w:val="ar_AE" w:bidi="ar_AE"/>
+        </w:rPr>
+        <w:t>۸: ۱۱–۱۲</w:t>
+      </w:r>
       <w:r>
         <w:rPr>
           <w:rtl/>
@@ -2578,20 +2074,14 @@
         </w:rPr>
         <w:t xml:space="preserve">؛ </w:t>
       </w:r>
-      <w:hyperlink r:id="rId86">
-        <w:r>
-          <w:rPr>
-            <w:rtl/>
-            <w:cs/>
-            <w:lang w:val="ar_AE" w:bidi="ar_AE"/>
-          </w:rPr>
-          <w:rPr>
-            <w:color w:val="0000EE"/>
-            <w:u w:val="single"/>
-          </w:rPr>
-          <w:t>۱۳: ٤۳</w:t>
-        </w:r>
-      </w:hyperlink>
+      <w:r>
+        <w:rPr>
+          <w:rtl/>
+          <w:cs/>
+          <w:lang w:val="ar_AE" w:bidi="ar_AE"/>
+        </w:rPr>
+        <w:t>۱۳: ٤۳</w:t>
+      </w:r>
       <w:r>
         <w:rPr>
           <w:rtl/>
@@ -2600,20 +2090,14 @@
         </w:rPr>
         <w:t xml:space="preserve">؛ </w:t>
       </w:r>
-      <w:hyperlink r:id="rId87">
-        <w:r>
-          <w:rPr>
-            <w:rtl/>
-            <w:cs/>
-            <w:lang w:val="ar_AE" w:bidi="ar_AE"/>
-          </w:rPr>
-          <w:rPr>
-            <w:color w:val="0000EE"/>
-            <w:u w:val="single"/>
-          </w:rPr>
-          <w:t>۲۲: ۱–۱٤</w:t>
-        </w:r>
-      </w:hyperlink>
+      <w:r>
+        <w:rPr>
+          <w:rtl/>
+          <w:cs/>
+          <w:lang w:val="ar_AE" w:bidi="ar_AE"/>
+        </w:rPr>
+        <w:t>۲۲: ۱–۱٤</w:t>
+      </w:r>
       <w:r>
         <w:rPr>
           <w:rtl/>
@@ -2622,20 +2106,14 @@
         </w:rPr>
         <w:t xml:space="preserve">؛ </w:t>
       </w:r>
-      <w:hyperlink r:id="rId88">
-        <w:r>
-          <w:rPr>
-            <w:rtl/>
-            <w:cs/>
-            <w:lang w:val="ar_AE" w:bidi="ar_AE"/>
-          </w:rPr>
-          <w:rPr>
-            <w:color w:val="0000EE"/>
-            <w:u w:val="single"/>
-          </w:rPr>
-          <w:t>۲٦: ۲۹</w:t>
-        </w:r>
-      </w:hyperlink>
+      <w:r>
+        <w:rPr>
+          <w:rtl/>
+          <w:cs/>
+          <w:lang w:val="ar_AE" w:bidi="ar_AE"/>
+        </w:rPr>
+        <w:t>۲٦: ۲۹</w:t>
+      </w:r>
       <w:r>
         <w:rPr>
           <w:rtl/>
@@ -2664,20 +2142,14 @@
         </w:rPr>
         <w:t>التلمذة. يشدد إنجيل متَّى على دعوة الرب يسوع للرجال والنساء إلى المعمودية، واتباعه كتلاميذ، وطاعة تعاليمه (</w:t>
       </w:r>
-      <w:hyperlink r:id="rId73">
-        <w:r>
-          <w:rPr>
-            <w:rtl/>
-            <w:cs/>
-            <w:lang w:val="ar_AE" w:bidi="ar_AE"/>
-          </w:rPr>
-          <w:rPr>
-            <w:color w:val="0000EE"/>
-            <w:u w:val="single"/>
-          </w:rPr>
-          <w:t>۲۸: ۲۰</w:t>
-        </w:r>
-      </w:hyperlink>
+      <w:r>
+        <w:rPr>
+          <w:rtl/>
+          <w:cs/>
+          <w:lang w:val="ar_AE" w:bidi="ar_AE"/>
+        </w:rPr>
+        <w:t>۲۸: ۲۰</w:t>
+      </w:r>
       <w:r>
         <w:rPr>
           <w:rtl/>
@@ -2686,20 +2158,14 @@
         </w:rPr>
         <w:t>)، والتمتع بالشركة معه. لقد لخَّص الرب يسوع متطلبات التلمذة في عظته على الجبل (</w:t>
       </w:r>
-      <w:hyperlink r:id="rId16">
-        <w:r>
-          <w:rPr>
-            <w:rtl/>
-            <w:cs/>
-            <w:lang w:val="ar_AE" w:bidi="ar_AE"/>
-          </w:rPr>
-          <w:rPr>
-            <w:color w:val="0000EE"/>
-            <w:u w:val="single"/>
-          </w:rPr>
-          <w:t>الأصحاحات ٥–۷</w:t>
-        </w:r>
-      </w:hyperlink>
+      <w:r>
+        <w:rPr>
+          <w:rtl/>
+          <w:cs/>
+          <w:lang w:val="ar_AE" w:bidi="ar_AE"/>
+        </w:rPr>
+        <w:t>الأصحاحات ٥–۷</w:t>
+      </w:r>
       <w:r>
         <w:rPr>
           <w:rtl/>
@@ -2708,20 +2174,14 @@
         </w:rPr>
         <w:t xml:space="preserve">)، وهذا الموضوع يتكرَّر في متَّى (على سبيل المثال، </w:t>
       </w:r>
-      <w:hyperlink r:id="rId26">
-        <w:r>
-          <w:rPr>
-            <w:rtl/>
-            <w:cs/>
-            <w:lang w:val="ar_AE" w:bidi="ar_AE"/>
-          </w:rPr>
-          <w:rPr>
-            <w:color w:val="0000EE"/>
-            <w:u w:val="single"/>
-          </w:rPr>
-          <w:t>۱۰: ۱-‏‎‎٤۲</w:t>
-        </w:r>
-      </w:hyperlink>
+      <w:r>
+        <w:rPr>
+          <w:rtl/>
+          <w:cs/>
+          <w:lang w:val="ar_AE" w:bidi="ar_AE"/>
+        </w:rPr>
+        <w:t>۱۰: ۱-‏‎‎٤۲</w:t>
+      </w:r>
       <w:r>
         <w:rPr>
           <w:rtl/>
@@ -2730,20 +2190,14 @@
         </w:rPr>
         <w:t xml:space="preserve">؛ </w:t>
       </w:r>
-      <w:hyperlink r:id="rId89">
-        <w:r>
-          <w:rPr>
-            <w:rtl/>
-            <w:cs/>
-            <w:lang w:val="ar_AE" w:bidi="ar_AE"/>
-          </w:rPr>
-          <w:rPr>
-            <w:color w:val="0000EE"/>
-            <w:u w:val="single"/>
-          </w:rPr>
-          <w:t>۱٦: ۲٤‏‎-‏۲٦</w:t>
-        </w:r>
-      </w:hyperlink>
+      <w:r>
+        <w:rPr>
+          <w:rtl/>
+          <w:cs/>
+          <w:lang w:val="ar_AE" w:bidi="ar_AE"/>
+        </w:rPr>
+        <w:t>۱٦: ۲٤‏‎-‏۲٦</w:t>
+      </w:r>
       <w:r>
         <w:rPr>
           <w:rtl/>
@@ -2752,20 +2206,14 @@
         </w:rPr>
         <w:t xml:space="preserve">). يُظهر متى التلاميذ وهم ينتصرون على عثراتهم بمعونة المسيح (انظر </w:t>
       </w:r>
-      <w:hyperlink r:id="rId90">
-        <w:r>
-          <w:rPr>
-            <w:rtl/>
-            <w:cs/>
-            <w:lang w:val="ar_AE" w:bidi="ar_AE"/>
-          </w:rPr>
-          <w:rPr>
-            <w:color w:val="0000EE"/>
-            <w:u w:val="single"/>
-          </w:rPr>
-          <w:t>۱٤: ۲۸–۳۳</w:t>
-        </w:r>
-      </w:hyperlink>
+      <w:r>
+        <w:rPr>
+          <w:rtl/>
+          <w:cs/>
+          <w:lang w:val="ar_AE" w:bidi="ar_AE"/>
+        </w:rPr>
+        <w:t>۱٤: ۲۸–۳۳</w:t>
+      </w:r>
       <w:r>
         <w:rPr>
           <w:rtl/>
@@ -2774,20 +2222,14 @@
         </w:rPr>
         <w:t xml:space="preserve">؛ </w:t>
       </w:r>
-      <w:hyperlink r:id="rId91">
-        <w:r>
-          <w:rPr>
-            <w:rtl/>
-            <w:cs/>
-            <w:lang w:val="ar_AE" w:bidi="ar_AE"/>
-          </w:rPr>
-          <w:rPr>
-            <w:color w:val="0000EE"/>
-            <w:u w:val="single"/>
-          </w:rPr>
-          <w:t>۱٦: ٥‏‎-‏۱۲</w:t>
-        </w:r>
-      </w:hyperlink>
+      <w:r>
+        <w:rPr>
+          <w:rtl/>
+          <w:cs/>
+          <w:lang w:val="ar_AE" w:bidi="ar_AE"/>
+        </w:rPr>
+        <w:t>۱٦: ٥‏‎-‏۱۲</w:t>
+      </w:r>
       <w:r>
         <w:rPr>
           <w:rtl/>
@@ -2836,20 +2278,14 @@
         </w:rPr>
         <w:t xml:space="preserve">الآفاق العالمية. في سِفر يهودي الأسلوب بقوة، من المفاجئ أن نجد تأكيدًا على شمول الأمم في عمل المسيَّا الخلاصي. ويؤكِّد إنجيل متَّى، أكثر من بقية الأناجيل، على أن البشارة للجميع، بمن فيهم الأمم. تضَع هذه الحالة متى على خلاف مع المجتمع اليهودي في تلك الحقبة حيال سؤالين مهمين: من هو شعب الله؟ وما مستقبل أمَّة إسرائيل تُظهر قصص الميلاد أن الله يخلِّص الأمم، وبطول الإنجيل يُصوَّر الأمم بإيجابية. بما أن الله يسود على كل شيء، فمسيحه هو مَلِك الخليقة كلها. مع أن الله عملَ خصيصًا في أمة إسرائيل ومن خلالها (انظر </w:t>
       </w:r>
-      <w:hyperlink r:id="rId61">
-        <w:r>
-          <w:rPr>
-            <w:rtl/>
-            <w:cs/>
-            <w:lang w:val="ar_AE" w:bidi="ar_AE"/>
-          </w:rPr>
-          <w:rPr>
-            <w:color w:val="0000EE"/>
-            <w:u w:val="single"/>
-          </w:rPr>
-          <w:t>۱۰: ٥-‏‎‎٦</w:t>
-        </w:r>
-      </w:hyperlink>
+      <w:r>
+        <w:rPr>
+          <w:rtl/>
+          <w:cs/>
+          <w:lang w:val="ar_AE" w:bidi="ar_AE"/>
+        </w:rPr>
+        <w:t>۱۰: ٥-‏‎‎٦</w:t>
+      </w:r>
       <w:r>
         <w:rPr>
           <w:rtl/>
@@ -2858,20 +2294,14 @@
         </w:rPr>
         <w:t xml:space="preserve">؛ </w:t>
       </w:r>
-      <w:hyperlink r:id="rId92">
-        <w:r>
-          <w:rPr>
-            <w:rtl/>
-            <w:cs/>
-            <w:lang w:val="ar_AE" w:bidi="ar_AE"/>
-          </w:rPr>
-          <w:rPr>
-            <w:color w:val="0000EE"/>
-            <w:u w:val="single"/>
-          </w:rPr>
-          <w:t>۱٥: ۲٤</w:t>
-        </w:r>
-      </w:hyperlink>
+      <w:r>
+        <w:rPr>
+          <w:rtl/>
+          <w:cs/>
+          <w:lang w:val="ar_AE" w:bidi="ar_AE"/>
+        </w:rPr>
+        <w:t>۱٥: ۲٤</w:t>
+      </w:r>
       <w:r>
         <w:rPr>
           <w:rtl/>
@@ -2880,20 +2310,14 @@
         </w:rPr>
         <w:t xml:space="preserve">)، فإن بداية ملكوت السموات تشترك في نعمة الله مع الأمم أيضًا (انظر </w:t>
       </w:r>
-      <w:hyperlink r:id="rId93">
-        <w:r>
-          <w:rPr>
-            <w:rtl/>
-            <w:cs/>
-            <w:lang w:val="ar_AE" w:bidi="ar_AE"/>
-          </w:rPr>
-          <w:rPr>
-            <w:color w:val="0000EE"/>
-            <w:u w:val="single"/>
-          </w:rPr>
-          <w:t>۲۸: ۱۸–۲۰</w:t>
-        </w:r>
-      </w:hyperlink>
+      <w:r>
+        <w:rPr>
+          <w:rtl/>
+          <w:cs/>
+          <w:lang w:val="ar_AE" w:bidi="ar_AE"/>
+        </w:rPr>
+        <w:t>۲۸: ۱۸–۲۰</w:t>
+      </w:r>
       <w:r>
         <w:rPr>
           <w:rtl/>
